--- a/downloads/student/ai-2-week-14.docx
+++ b/downloads/student/ai-2-week-14.docx
@@ -2181,6 +2181,16 @@
       </w:r>
     </w:p>
     <w:p>
+      <w:r>
+        <w:t>Read the labelled picture: Why does changing colour alone not change this tree’s prediction?</w:t>
+      </w:r>
+    </w:p>
+    <w:p>
+      <w:r>
+        <w:t>Change one thing: New input becomes (0,1). Predict the result before checking the explanation. What remains the same?</w:t>
+      </w:r>
+    </w:p>
+    <w:p>
       <w:pPr>
         <w:pStyle w:val="Heading1"/>
       </w:pPr>
@@ -4190,6 +4200,187 @@
     <w:p>
       <w:r>
         <w:t>Attempt the independent case before hints. Record whether you worked alone, used a hint or followed a model. After feedback, fix the first unsupported step and explain why it changed. A later check uses a changed case, not a copied answer.</w:t>
+      </w:r>
+    </w:p>
+    <w:p>
+      <w:pPr>
+        <w:pStyle w:val="Heading1"/>
+      </w:pPr>
+      <w:r>
+        <w:t>15. Your lesson route</w:t>
+      </w:r>
+    </w:p>
+    <w:p>
+      <w:r>
+        <w:t>Start with this question: A fictional toy classifier predicts whether a book needs an illustration label.</w:t>
+      </w:r>
+    </w:p>
+    <w:tbl>
+      <w:tblPr>
+        <w:tblStyle w:val="LightShading-Accent1"/>
+        <w:tblW w:type="auto" w:w="0"/>
+        <w:tblLook w:firstColumn="1" w:firstRow="1" w:lastColumn="0" w:lastRow="0" w:noHBand="0" w:noVBand="1" w:val="04A0"/>
+      </w:tblPr>
+      <w:tblGrid>
+        <w:gridCol w:w="5112"/>
+        <w:gridCol w:w="5112"/>
+      </w:tblGrid>
+      <w:tr>
+        <w:trPr>
+          <w:tblHeader/>
+        </w:trPr>
+        <w:tc>
+          <w:tcPr>
+            <w:tcW w:type="dxa" w:w="5112"/>
+          </w:tcPr>
+          <w:p>
+            <w:r>
+              <w:t>By the end, I can</w:t>
+            </w:r>
+          </w:p>
+        </w:tc>
+        <w:tc>
+          <w:tcPr>
+            <w:tcW w:type="dxa" w:w="5112"/>
+          </w:tcPr>
+          <w:p>
+            <w:r>
+              <w:t>How I will show it</w:t>
+            </w:r>
+          </w:p>
+        </w:tc>
+      </w:tr>
+      <w:tr>
+        <w:tc>
+          <w:tcPr>
+            <w:tcW w:type="dxa" w:w="5112"/>
+          </w:tcPr>
+          <w:p>
+            <w:r>
+              <w:t>Fit a root question and leaf predictions from training examples</w:t>
+            </w:r>
+          </w:p>
+        </w:tc>
+        <w:tc>
+          <w:tcPr>
+            <w:tcW w:type="dxa" w:w="5112"/>
+          </w:tcPr>
+          <w:p>
+            <w:r>
+              <w:t>Explain the deciding step, show a trace or test, and state one limit.</w:t>
+            </w:r>
+          </w:p>
+        </w:tc>
+      </w:tr>
+      <w:tr>
+        <w:tc>
+          <w:tcPr>
+            <w:tcW w:type="dxa" w:w="5112"/>
+          </w:tcPr>
+          <w:p>
+            <w:r>
+              <w:t>Trace a new example through the learned tree</w:t>
+            </w:r>
+          </w:p>
+        </w:tc>
+        <w:tc>
+          <w:tcPr>
+            <w:tcW w:type="dxa" w:w="5112"/>
+          </w:tcPr>
+          <w:p>
+            <w:r>
+              <w:t>Explain the deciding step, show a trace or test, and state one limit.</w:t>
+            </w:r>
+          </w:p>
+        </w:tc>
+      </w:tr>
+      <w:tr>
+        <w:tc>
+          <w:tcPr>
+            <w:tcW w:type="dxa" w:w="5112"/>
+          </w:tcPr>
+          <w:p>
+            <w:r>
+              <w:t>Compare a shallow tree with a baseline and state its limits</w:t>
+            </w:r>
+          </w:p>
+        </w:tc>
+        <w:tc>
+          <w:tcPr>
+            <w:tcW w:type="dxa" w:w="5112"/>
+          </w:tcPr>
+          <w:p>
+            <w:r>
+              <w:t>Explain the deciding step, show a trace or test, and state one limit.</w:t>
+            </w:r>
+          </w:p>
+        </w:tc>
+      </w:tr>
+    </w:tbl>
+    <w:p>
+      <w:r>
+        <w:t>Remember → watch and explain → try with help → investigate → try independently → keep project evidence. Your teacher may spread this lesson across several classes.</w:t>
+      </w:r>
+    </w:p>
+    <w:p>
+      <w:r>
+        <w:t>Keep your first prediction. Compare it with what the evidence shows and explain any change.</w:t>
+      </w:r>
+    </w:p>
+    <w:p>
+      <w:pPr>
+        <w:pStyle w:val="Heading1"/>
+      </w:pPr>
+      <w:r>
+        <w:t>16. Finish and return</w:t>
+      </w:r>
+    </w:p>
+    <w:p>
+      <w:r>
+        <w:t>Close your notes. Explain this goal in your own words: Fit a root question and leaf predictions from training examples</w:t>
+      </w:r>
+    </w:p>
+    <w:p>
+      <w:pPr>
+        <w:pStyle w:val="Heading3"/>
+      </w:pPr>
+      <w:r>
+        <w:t>My deciding step, evidence and one remaining question</w:t>
+      </w:r>
+    </w:p>
+    <w:p>
+      <w:r>
+        <w:t>________________________________________________________________</w:t>
+      </w:r>
+    </w:p>
+    <w:p>
+      <w:r>
+        <w:t>________________________________________________________________</w:t>
+      </w:r>
+    </w:p>
+    <w:p>
+      <w:r>
+        <w:t>________________________________________________________________</w:t>
+      </w:r>
+    </w:p>
+    <w:p>
+      <w:r>
+        <w:t>________________________________________________________________</w:t>
+      </w:r>
+    </w:p>
+    <w:p>
+      <w:r>
+        <w:t>________________________________________________________________</w:t>
+      </w:r>
+    </w:p>
+    <w:p>
+      <w:r>
+        <w:t>If you are unsure, return to the worked picture and explain one arrow. If you are ready, change an input or assumption and justify your prediction.</w:t>
+      </w:r>
+    </w:p>
+    <w:p>
+      <w:r>
+        <w:t>Save your workbook evidence. At the next review, try a different case before opening your old answer.</w:t>
       </w:r>
     </w:p>
     <w:sectPr>

--- a/downloads/student/ai-2-week-14.docx
+++ b/downloads/student/ai-2-week-14.docx
@@ -4381,6 +4381,220 @@
     <w:p>
       <w:r>
         <w:t>Save your workbook evidence. At the next review, try a different case before opening your old answer.</w:t>
+      </w:r>
+    </w:p>
+    <w:p>
+      <w:pPr>
+        <w:pStyle w:val="Heading1"/>
+      </w:pPr>
+      <w:r>
+        <w:t>17. Supported practice, repair and portfolio</w:t>
+      </w:r>
+    </w:p>
+    <w:p>
+      <w:r>
+        <w:t>Use this supported practice once, in the browser or on paper. Keep the reserved independent assessment for a separate first attempt before teacher feedback.</w:t>
+      </w:r>
+    </w:p>
+    <w:p>
+      <w:r>
+        <w:t>A fictional toy classifier predicts whether a book needs an illustration label.</w:t>
+      </w:r>
+    </w:p>
+    <w:p>
+      <w:pPr>
+        <w:pStyle w:val="Heading3"/>
+      </w:pPr>
+      <w:r>
+        <w:t>Practice 1: explain the deciding evidence</w:t>
+      </w:r>
+    </w:p>
+    <w:p>
+      <w:r>
+        <w:t>Which labelled step matches this detail? A new (1,0) row follows diagram=0 and predicts No.</w:t>
+      </w:r>
+    </w:p>
+    <w:p>
+      <w:r>
+        <w:t>1. Select tree</w:t>
+      </w:r>
+    </w:p>
+    <w:p>
+      <w:r>
+        <w:t>2. Diagram candidate</w:t>
+      </w:r>
+    </w:p>
+    <w:p>
+      <w:r>
+        <w:t>3. Colour candidate</w:t>
+      </w:r>
+    </w:p>
+    <w:p>
+      <w:r>
+        <w:t>4. Apply new input</w:t>
+      </w:r>
+    </w:p>
+    <w:p>
+      <w:pPr>
+        <w:pStyle w:val="Heading3"/>
+      </w:pPr>
+      <w:r>
+        <w:t>My selected conclusion, deciding fact and explanation</w:t>
+      </w:r>
+    </w:p>
+    <w:p>
+      <w:r>
+        <w:t>________________________________________________________________</w:t>
+      </w:r>
+    </w:p>
+    <w:p>
+      <w:r>
+        <w:t>________________________________________________________________</w:t>
+      </w:r>
+    </w:p>
+    <w:p>
+      <w:r>
+        <w:t>________________________________________________________________</w:t>
+      </w:r>
+    </w:p>
+    <w:p>
+      <w:r>
+        <w:t>________________________________________________________________</w:t>
+      </w:r>
+    </w:p>
+    <w:p>
+      <w:r>
+        <w:t>________________________________________________________________</w:t>
+      </w:r>
+    </w:p>
+    <w:p>
+      <w:r>
+        <w:t>Hint if needed: Read the steps in the pictorial case. Match the supplied detail to the stage that performs or records it.</w:t>
+      </w:r>
+    </w:p>
+    <w:p>
+      <w:r>
+        <w:t>After your attempt, compare with the supported explanation: Apply new input A new (1,0) row follows diagram=0 and predicts No. A question becomes a fitted tree only after its leaves and selection procedure are specified. The training comparison prefers the feature that separates these labels. Prediction follows the selected question; it does not reselect the tree using a new case’s answer. Save candidate leaves and errors so the choice can be repeated.</w:t>
+      </w:r>
+    </w:p>
+    <w:p>
+      <w:pPr>
+        <w:pStyle w:val="Heading3"/>
+      </w:pPr>
+      <w:r>
+        <w:t>Practice 2: explain the deciding evidence</w:t>
+      </w:r>
+    </w:p>
+    <w:p>
+      <w:r>
+        <w:t>Changed-case practice: New input becomes (0,1). Which conclusion is supported by the supplied facts?</w:t>
+      </w:r>
+    </w:p>
+    <w:p>
+      <w:r>
+        <w:t>1. The fitted tree predicts Yes.</w:t>
+      </w:r>
+    </w:p>
+    <w:p>
+      <w:r>
+        <w:t>2. This one example guarantees correct results for every future input.</w:t>
+      </w:r>
+    </w:p>
+    <w:p>
+      <w:r>
+        <w:t>3. We can decide the result without examining the changed input or the procedure.</w:t>
+      </w:r>
+    </w:p>
+    <w:p>
+      <w:pPr>
+        <w:pStyle w:val="Heading3"/>
+      </w:pPr>
+      <w:r>
+        <w:t>My selected conclusion, deciding fact and explanation</w:t>
+      </w:r>
+    </w:p>
+    <w:p>
+      <w:r>
+        <w:t>________________________________________________________________</w:t>
+      </w:r>
+    </w:p>
+    <w:p>
+      <w:r>
+        <w:t>________________________________________________________________</w:t>
+      </w:r>
+    </w:p>
+    <w:p>
+      <w:r>
+        <w:t>________________________________________________________________</w:t>
+      </w:r>
+    </w:p>
+    <w:p>
+      <w:r>
+        <w:t>________________________________________________________________</w:t>
+      </w:r>
+    </w:p>
+    <w:p>
+      <w:r>
+        <w:t>________________________________________________________________</w:t>
+      </w:r>
+    </w:p>
+    <w:p>
+      <w:r>
+        <w:t>Hint if needed: Use the changed condition and the deciding step in the pictorial trace. The answer must say what follows from those facts.</w:t>
+      </w:r>
+    </w:p>
+    <w:p>
+      <w:r>
+        <w:t>After your attempt, compare with the supported explanation: The fitted tree predicts Yes. It follows diagram=1; cover colour is not the selected question.</w:t>
+      </w:r>
+    </w:p>
+    <w:p>
+      <w:pPr>
+        <w:pStyle w:val="Heading3"/>
+      </w:pPr>
+      <w:r>
+        <w:t>Repair a missing building block</w:t>
+      </w:r>
+    </w:p>
+    <w:p>
+      <w:r>
+        <w:t>Review Types of Classification Error (ai-2/13). Goal: Build a labelled confusion matrix from matched reference and prediction pairs. Short practice: Which error causes a sound book to be sent for unnecessary repair review?. Return to this week and explain what you changed.</w:t>
+      </w:r>
+    </w:p>
+    <w:p>
+      <w:r>
+        <w:t>Review Training and Testing (ai-2/11). Goal: Choose a split unit that matches the intended prediction claim. Short practice: How many distinct books are in each repaired role, and why report that as well as scan counts?. Return to this week and explain what you changed.</w:t>
+      </w:r>
+    </w:p>
+    <w:p>
+      <w:r>
+        <w:t>Review Operational Labels (ai-2/8). Goal: Apply a category definition using explicit evidence and boundary rules. Short practice: Why can we not resolve the disagreement merely by taking a majority of reviewers?. Return to this week and explain what you changed.</w:t>
+      </w:r>
+    </w:p>
+    <w:p>
+      <w:pPr>
+        <w:pStyle w:val="Heading3"/>
+      </w:pPr>
+      <w:r>
+        <w:t>Predict, run and debug</w:t>
+      </w:r>
+    </w:p>
+    <w:p>
+      <w:r>
+        <w:t>The browser lab lets you edit the supported Python examples already included in this lesson. Predict first, run, inspect the actual output or error, change one input, then run again. Keep code, predictions, actual results and a reasoned revision together. On paper, label your result as a trace rather than an execution.</w:t>
+      </w:r>
+    </w:p>
+    <w:p>
+      <w:pPr>
+        <w:pStyle w:val="Heading3"/>
+      </w:pPr>
+      <w:r>
+        <w:t>Keep your completed work</w:t>
+      </w:r>
+    </w:p>
+    <w:p>
+      <w:r>
+        <w:t>Use Download completed work in the hosted lesson to export your answers, reflections, practice feedback and code-run evidence. Open the HTML copy to read or print it. Drafts stay in this browser when storage is available; clear drafts on a shared device.</w:t>
       </w:r>
     </w:p>
     <w:sectPr>

--- a/downloads/student/ai-2-week-14.docx
+++ b/downloads/student/ai-2-week-14.docx
@@ -42,6 +42,11 @@
       </w:r>
     </w:p>
     <w:p>
+      <w:r>
+        <w:t>Start with the target: Fit a root question and leaf predictions from training examples. Try the recall before opening notes.</w:t>
+      </w:r>
+    </w:p>
+    <w:p>
       <w:pPr>
         <w:pStyle w:val="Heading3"/>
       </w:pPr>
@@ -50,17 +55,83 @@
       </w:r>
     </w:p>
     <w:p>
-      <w:r>
-        <w:t>I can fit a root question and leaf predictions from training examples.</w:t>
-      </w:r>
-    </w:p>
-    <w:p>
-      <w:r>
+      <w:pPr>
+        <w:spacing w:line="336" w:lineRule="auto" w:after="180"/>
+      </w:pPr>
+      <w:r>
+        <w:rPr>
+          <w:b w:val="0"/>
+        </w:rPr>
+        <w:t xml:space="preserve">I can fit a </w:t>
+      </w:r>
+      <w:r>
+        <w:rPr>
+          <w:b/>
+        </w:rPr>
+        <w:t>root</w:t>
+      </w:r>
+      <w:r>
+        <w:rPr>
+          <w:b w:val="0"/>
+        </w:rPr>
+        <w:t xml:space="preserve"> question and </w:t>
+      </w:r>
+      <w:r>
+        <w:rPr>
+          <w:b/>
+        </w:rPr>
+        <w:t>leaf</w:t>
+      </w:r>
+      <w:r>
+        <w:rPr>
+          <w:b w:val="0"/>
+        </w:rPr>
+        <w:t xml:space="preserve"> </w:t>
+      </w:r>
+      <w:r>
+        <w:rPr>
+          <w:b/>
+        </w:rPr>
+        <w:t>prediction</w:t>
+      </w:r>
+      <w:r>
+        <w:rPr>
+          <w:b w:val="0"/>
+        </w:rPr>
+        <w:t xml:space="preserve">s from </w:t>
+      </w:r>
+      <w:r>
+        <w:rPr>
+          <w:b/>
+        </w:rPr>
+        <w:t>training</w:t>
+      </w:r>
+      <w:r>
+        <w:rPr>
+          <w:b w:val="0"/>
+        </w:rPr>
+        <w:t xml:space="preserve"> examples.</w:t>
+      </w:r>
+    </w:p>
+    <w:p>
+      <w:pPr>
+        <w:spacing w:line="336" w:lineRule="auto" w:after="180"/>
+      </w:pPr>
+      <w:r>
+        <w:rPr>
+          <w:b w:val="0"/>
+        </w:rPr>
         <w:t>I can trace a new example through the learned tree.</w:t>
       </w:r>
     </w:p>
     <w:p>
-      <w:r>
+      <w:pPr>
+        <w:spacing w:line="336" w:lineRule="auto" w:after="180"/>
+      </w:pPr>
+      <w:r>
+        <w:rPr>
+          <w:b w:val="0"/>
+        </w:rPr>
         <w:t>I can compare a shallow tree with a baseline and state its limits.</w:t>
       </w:r>
     </w:p>
@@ -73,38 +144,128 @@
       </w:r>
     </w:p>
     <w:p>
-      <w:r>
+      <w:pPr>
+        <w:spacing w:line="336" w:lineRule="auto" w:after="180"/>
+      </w:pPr>
+      <w:r>
+        <w:rPr>
+          <w:b w:val="0"/>
+        </w:rPr>
         <w:t>Close your notes first. A rough first answer helps us choose the right starting point; it is not a score for your ability.</w:t>
       </w:r>
     </w:p>
     <w:p>
-      <w:r>
+      <w:pPr>
+        <w:spacing w:line="336" w:lineRule="auto" w:after="180"/>
+      </w:pPr>
+      <w:r>
+        <w:rPr>
+          <w:b w:val="0"/>
+        </w:rPr>
         <w:t>Without opening the old lesson, explain one key idea from Types of Classification Error. Give an example and a mistake that the idea helps you avoid.</w:t>
       </w:r>
     </w:p>
     <w:p>
-      <w:r>
-        <w:t>Without opening the old lesson, explain one key idea from Training and Testing. Give an example and a mistake that the idea helps you avoid.</w:t>
-      </w:r>
-    </w:p>
-    <w:p>
-      <w:r>
+      <w:pPr>
+        <w:spacing w:line="336" w:lineRule="auto" w:after="180"/>
+      </w:pPr>
+      <w:r>
+        <w:rPr>
+          <w:b w:val="0"/>
+        </w:rPr>
+        <w:t xml:space="preserve">Without opening the old lesson, explain one key idea from </w:t>
+      </w:r>
+      <w:r>
+        <w:rPr>
+          <w:b/>
+        </w:rPr>
+        <w:t>Training</w:t>
+      </w:r>
+      <w:r>
+        <w:rPr>
+          <w:b w:val="0"/>
+        </w:rPr>
+        <w:t xml:space="preserve"> and Testing. Give an example and a mistake that the idea helps you avoid.</w:t>
+      </w:r>
+    </w:p>
+    <w:p>
+      <w:pPr>
+        <w:spacing w:line="336" w:lineRule="auto" w:after="180"/>
+      </w:pPr>
+      <w:r>
+        <w:rPr>
+          <w:b w:val="0"/>
+        </w:rPr>
         <w:t>Without opening the old lesson, explain one key idea from Operational Labels. Give an example and a mistake that the idea helps you avoid.</w:t>
       </w:r>
     </w:p>
     <w:p>
-      <w:r>
-        <w:t>After trying, check the relevant lesson or ask your teacher. Change the part of your explanation that the evidence shows was wrong.</w:t>
-      </w:r>
-    </w:p>
-    <w:p>
-      <w:r>
-        <w:t>Week 14: Decision Trees</w:t>
-      </w:r>
-    </w:p>
-    <w:p>
-      <w:r>
-        <w:t>Each question partitions possibilities; question order affects efficiency.</w:t>
+      <w:pPr>
+        <w:spacing w:line="336" w:lineRule="auto" w:after="180"/>
+      </w:pPr>
+      <w:r>
+        <w:rPr>
+          <w:b w:val="0"/>
+        </w:rPr>
+        <w:t xml:space="preserve">After trying, check the relevant lesson or ask your teacher. Change the part of your explanation that the </w:t>
+      </w:r>
+      <w:r>
+        <w:rPr>
+          <w:b/>
+        </w:rPr>
+        <w:t>evidence</w:t>
+      </w:r>
+      <w:r>
+        <w:rPr>
+          <w:b w:val="0"/>
+        </w:rPr>
+        <w:t xml:space="preserve"> shows was wrong.</w:t>
+      </w:r>
+    </w:p>
+    <w:p>
+      <w:pPr>
+        <w:spacing w:line="336" w:lineRule="auto" w:after="180"/>
+      </w:pPr>
+      <w:r>
+        <w:rPr>
+          <w:b w:val="0"/>
+        </w:rPr>
+        <w:t xml:space="preserve">Week 14: </w:t>
+      </w:r>
+      <w:r>
+        <w:rPr>
+          <w:b/>
+        </w:rPr>
+        <w:t>Decision Tree</w:t>
+      </w:r>
+      <w:r>
+        <w:rPr>
+          <w:b w:val="0"/>
+        </w:rPr>
+        <w:t>s</w:t>
+      </w:r>
+    </w:p>
+    <w:p>
+      <w:pPr>
+        <w:spacing w:line="336" w:lineRule="auto" w:after="180"/>
+      </w:pPr>
+      <w:r>
+        <w:rPr>
+          <w:b w:val="0"/>
+        </w:rPr>
+        <w:t xml:space="preserve">Each question </w:t>
+      </w:r>
+      <w:r>
+        <w:rPr>
+          <w:b/>
+        </w:rPr>
+        <w:t>partition</w:t>
+      </w:r>
+      <w:r>
+        <w:rPr>
+          <w:b w:val="0"/>
+        </w:rPr>
+        <w:t>s possibilities; question order affects efficiency.</w:t>
       </w:r>
     </w:p>
     <w:p>
@@ -144,17 +305,35 @@
       </w:r>
     </w:p>
     <w:p>
-      <w:r>
+      <w:pPr>
+        <w:spacing w:line="336" w:lineRule="auto" w:after="180"/>
+      </w:pPr>
+      <w:r>
+        <w:rPr>
+          <w:b/>
+        </w:rPr>
         <w:t>THINKER MISSION</w:t>
       </w:r>
     </w:p>
     <w:p>
-      <w:r>
+      <w:pPr>
+        <w:spacing w:line="336" w:lineRule="auto" w:after="180"/>
+      </w:pPr>
+      <w:r>
+        <w:rPr>
+          <w:b w:val="0"/>
+        </w:rPr>
         <w:t>Build a tree that identifies eight mystery animals.</w:t>
       </w:r>
     </w:p>
     <w:p>
-      <w:r>
+      <w:pPr>
+        <w:spacing w:line="336" w:lineRule="auto" w:after="180"/>
+      </w:pPr>
+      <w:r>
+        <w:rPr>
+          <w:b w:val="0"/>
+        </w:rPr>
         <w:t>Thinker name and date:</w:t>
       </w:r>
     </w:p>
@@ -200,8 +379,27 @@
       </w:r>
     </w:p>
     <w:p>
-      <w:r>
-        <w:t>Why does a cutoff with zero training errors still need validation on separate examples?</w:t>
+      <w:pPr>
+        <w:spacing w:line="336" w:lineRule="auto" w:after="180"/>
+        <w:shd w:fill="F5F1FB"/>
+      </w:pPr>
+      <w:r>
+        <w:rPr>
+          <w:b w:val="0"/>
+        </w:rPr>
+        <w:t xml:space="preserve">Why does a cutoff with zero </w:t>
+      </w:r>
+      <w:r>
+        <w:rPr>
+          <w:b/>
+        </w:rPr>
+        <w:t>training</w:t>
+      </w:r>
+      <w:r>
+        <w:rPr>
+          <w:b w:val="0"/>
+        </w:rPr>
+        <w:t xml:space="preserve"> errors still need validation on separate examples?</w:t>
       </w:r>
     </w:p>
     <w:p>
@@ -213,8 +411,26 @@
       </w:r>
     </w:p>
     <w:p>
-      <w:r>
-        <w:t>By the end, I can fit a one-question tree using training labels and an explicit candidate comparison.</w:t>
+      <w:pPr>
+        <w:spacing w:line="336" w:lineRule="auto" w:after="180"/>
+      </w:pPr>
+      <w:r>
+        <w:rPr>
+          <w:b w:val="0"/>
+        </w:rPr>
+        <w:t xml:space="preserve">By the end, I can fit a one-question tree using </w:t>
+      </w:r>
+      <w:r>
+        <w:rPr>
+          <w:b/>
+        </w:rPr>
+        <w:t>training</w:t>
+      </w:r>
+      <w:r>
+        <w:rPr>
+          <w:b w:val="0"/>
+        </w:rPr>
+        <w:t xml:space="preserve"> labels and an explicit candidate comparison.</w:t>
       </w:r>
     </w:p>
     <w:p>
@@ -227,17 +443,52 @@
     </w:p>
     <w:p>
       <w:r>
+        <w:t>Investigate the supplied Decision Trees case. Separate observations, given facts and assumptions before choosing an explanation.</w:t>
+      </w:r>
+    </w:p>
+    <w:p>
+      <w:pPr>
+        <w:spacing w:line="336" w:lineRule="auto" w:after="180"/>
+      </w:pPr>
+      <w:r>
+        <w:rPr>
+          <w:b/>
+        </w:rPr>
         <w:t>PICTURE STORY</w:t>
       </w:r>
     </w:p>
     <w:p>
-      <w:r>
+      <w:pPr>
+        <w:spacing w:line="336" w:lineRule="auto" w:after="180"/>
+      </w:pPr>
+      <w:r>
+        <w:rPr>
+          <w:b w:val="0"/>
+        </w:rPr>
         <w:t>Notice → Predict → Explain</w:t>
       </w:r>
     </w:p>
     <w:p>
-      <w:r>
-        <w:t>Begin with visible evidence. Do not explain more than the picture and information support.</w:t>
+      <w:pPr>
+        <w:spacing w:line="336" w:lineRule="auto" w:after="180"/>
+      </w:pPr>
+      <w:r>
+        <w:rPr>
+          <w:b w:val="0"/>
+        </w:rPr>
+        <w:t xml:space="preserve">Begin with visible </w:t>
+      </w:r>
+      <w:r>
+        <w:rPr>
+          <w:b/>
+        </w:rPr>
+        <w:t>evidence</w:t>
+      </w:r>
+      <w:r>
+        <w:rPr>
+          <w:b w:val="0"/>
+        </w:rPr>
+        <w:t>. Do not explain more than the picture and information support.</w:t>
       </w:r>
     </w:p>
     <w:p>
@@ -277,18 +528,82 @@
       </w:r>
     </w:p>
     <w:p>
-      <w:r>
+      <w:pPr>
+        <w:pStyle w:val="Heading3"/>
+      </w:pPr>
+      <w:r>
+        <w:t>Start with this puzzle</w:t>
+      </w:r>
+    </w:p>
+    <w:p>
+      <w:pPr>
+        <w:spacing w:line="336" w:lineRule="auto" w:after="180"/>
+        <w:shd w:fill="F1F6FC"/>
+      </w:pPr>
+      <w:r>
+        <w:rPr>
+          <w:b w:val="0"/>
+        </w:rPr>
         <w:t>MYSTERY</w:t>
       </w:r>
     </w:p>
     <w:p>
-      <w:r>
-        <w:t>The learners must use decision trees to solve a problem. What information do they have? What decision or calculation do they make? What would count as evidence that it worked?</w:t>
-      </w:r>
-    </w:p>
-    <w:p>
-      <w:r>
-        <w:t>Three observations (what you can point to):</w:t>
+      <w:pPr>
+        <w:spacing w:line="336" w:lineRule="auto" w:after="180"/>
+        <w:shd w:fill="F5F1FB"/>
+      </w:pPr>
+      <w:r>
+        <w:rPr>
+          <w:b w:val="0"/>
+        </w:rPr>
+        <w:t xml:space="preserve">The learners must use </w:t>
+      </w:r>
+      <w:r>
+        <w:rPr>
+          <w:b/>
+        </w:rPr>
+        <w:t>decision tree</w:t>
+      </w:r>
+      <w:r>
+        <w:rPr>
+          <w:b w:val="0"/>
+        </w:rPr>
+        <w:t xml:space="preserve">s to solve a problem. What information do they have? What decision or calculation do they make? What would count as </w:t>
+      </w:r>
+      <w:r>
+        <w:rPr>
+          <w:b/>
+        </w:rPr>
+        <w:t>evidence</w:t>
+      </w:r>
+      <w:r>
+        <w:rPr>
+          <w:b w:val="0"/>
+        </w:rPr>
+        <w:t xml:space="preserve"> that it worked?</w:t>
+      </w:r>
+    </w:p>
+    <w:p>
+      <w:pPr>
+        <w:spacing w:line="336" w:lineRule="auto" w:after="180"/>
+      </w:pPr>
+      <w:r>
+        <w:rPr>
+          <w:b w:val="0"/>
+        </w:rPr>
+        <w:t xml:space="preserve">Three </w:t>
+      </w:r>
+      <w:r>
+        <w:rPr>
+          <w:b/>
+        </w:rPr>
+        <w:t>observation</w:t>
+      </w:r>
+      <w:r>
+        <w:rPr>
+          <w:b w:val="0"/>
+        </w:rPr>
+        <w:t>s (what you can point to):</w:t>
       </w:r>
     </w:p>
     <w:p>
@@ -325,8 +640,26 @@
       </w:r>
     </w:p>
     <w:p>
-      <w:r>
-        <w:t>My prediction and the clue supporting it:</w:t>
+      <w:pPr>
+        <w:spacing w:line="336" w:lineRule="auto" w:after="180"/>
+      </w:pPr>
+      <w:r>
+        <w:rPr>
+          <w:b w:val="0"/>
+        </w:rPr>
+        <w:t xml:space="preserve">My </w:t>
+      </w:r>
+      <w:r>
+        <w:rPr>
+          <w:b/>
+        </w:rPr>
+        <w:t>prediction</w:t>
+      </w:r>
+      <w:r>
+        <w:rPr>
+          <w:b w:val="0"/>
+        </w:rPr>
+        <w:t xml:space="preserve"> and the clue supporting it:</w:t>
       </w:r>
     </w:p>
     <w:p>
@@ -371,13 +704,143 @@
       </w:r>
     </w:p>
     <w:p>
-      <w:r>
-        <w:t>A decision tree asks a feature question and follows a branch to a prediction. A tree with one question has depth one and is sometimes called a stump. Unlike Week 8, where the two output labels were fixed in advance, this week we fit both the question and the label stored at each leaf.</w:t>
-      </w:r>
-    </w:p>
-    <w:p>
-      <w:r>
-        <w:t>Our six fictional training rows have two binary sensor flags available before prediction: near and tall. A value of 1 means that flag is present; 0 means absent. The reviewed scene label is separate. Each row represents a different trip on a familiar route, including rows with identical values. Similar readings can have different scene labels. These are teaching examples, not robot control instructions.</w:t>
+      <w:pPr>
+        <w:spacing w:line="336" w:lineRule="auto" w:after="180"/>
+      </w:pPr>
+      <w:r>
+        <w:rPr>
+          <w:b w:val="0"/>
+        </w:rPr>
+        <w:t xml:space="preserve">A </w:t>
+      </w:r>
+      <w:r>
+        <w:rPr>
+          <w:b/>
+        </w:rPr>
+        <w:t>decision tree</w:t>
+      </w:r>
+      <w:r>
+        <w:rPr>
+          <w:b w:val="0"/>
+        </w:rPr>
+        <w:t xml:space="preserve"> asks a feature question and follows a </w:t>
+      </w:r>
+      <w:r>
+        <w:rPr>
+          <w:b/>
+        </w:rPr>
+        <w:t>branch</w:t>
+      </w:r>
+      <w:r>
+        <w:rPr>
+          <w:b w:val="0"/>
+        </w:rPr>
+        <w:t xml:space="preserve"> to a </w:t>
+      </w:r>
+      <w:r>
+        <w:rPr>
+          <w:b/>
+        </w:rPr>
+        <w:t>prediction</w:t>
+      </w:r>
+      <w:r>
+        <w:rPr>
+          <w:b w:val="0"/>
+        </w:rPr>
+        <w:t xml:space="preserve">. A tree with one question has </w:t>
+      </w:r>
+      <w:r>
+        <w:rPr>
+          <w:b/>
+        </w:rPr>
+        <w:t>depth</w:t>
+      </w:r>
+      <w:r>
+        <w:rPr>
+          <w:b w:val="0"/>
+        </w:rPr>
+        <w:t xml:space="preserve"> one and is sometimes called a stump.</w:t>
+      </w:r>
+    </w:p>
+    <w:p>
+      <w:pPr>
+        <w:spacing w:line="336" w:lineRule="auto" w:after="180"/>
+      </w:pPr>
+      <w:r>
+        <w:rPr>
+          <w:b w:val="0"/>
+        </w:rPr>
+        <w:t xml:space="preserve">Unlike Week 8, where the two </w:t>
+      </w:r>
+      <w:r>
+        <w:rPr>
+          <w:b/>
+        </w:rPr>
+        <w:t>output</w:t>
+      </w:r>
+      <w:r>
+        <w:rPr>
+          <w:b w:val="0"/>
+        </w:rPr>
+        <w:t xml:space="preserve"> labels were fixed in advance, this week we fit both the question and the label stored at each </w:t>
+      </w:r>
+      <w:r>
+        <w:rPr>
+          <w:b/>
+        </w:rPr>
+        <w:t>leaf</w:t>
+      </w:r>
+      <w:r>
+        <w:rPr>
+          <w:b w:val="0"/>
+        </w:rPr>
+        <w:t>.</w:t>
+      </w:r>
+    </w:p>
+    <w:p>
+      <w:pPr>
+        <w:spacing w:line="336" w:lineRule="auto" w:after="180"/>
+      </w:pPr>
+      <w:r>
+        <w:rPr>
+          <w:b w:val="0"/>
+        </w:rPr>
+        <w:t xml:space="preserve">Our six fictional </w:t>
+      </w:r>
+      <w:r>
+        <w:rPr>
+          <w:b/>
+        </w:rPr>
+        <w:t>training</w:t>
+      </w:r>
+      <w:r>
+        <w:rPr>
+          <w:b w:val="0"/>
+        </w:rPr>
+        <w:t xml:space="preserve"> rows have two binary sensor flags available before </w:t>
+      </w:r>
+      <w:r>
+        <w:rPr>
+          <w:b/>
+        </w:rPr>
+        <w:t>prediction</w:t>
+      </w:r>
+      <w:r>
+        <w:rPr>
+          <w:b w:val="0"/>
+        </w:rPr>
+        <w:t>: near and tall. A value of 1 means that flag is present; 0 means absent. The reviewed scene label is separate.</w:t>
+      </w:r>
+    </w:p>
+    <w:p>
+      <w:pPr>
+        <w:spacing w:line="336" w:lineRule="auto" w:after="180"/>
+      </w:pPr>
+      <w:r>
+        <w:rPr>
+          <w:b w:val="0"/>
+        </w:rPr>
+        <w:t>Each row represents a different trip on a familiar route, including rows with identical values. Similar readings can have different scene labels. These are teaching examples, not robot control instructions.</w:t>
       </w:r>
     </w:p>
     <w:tbl>
@@ -691,8 +1154,61 @@
       </w:tr>
     </w:tbl>
     <w:p>
-      <w:r>
-        <w:t>Try near first and tall second. For each question, group the training rows by 0 and 1, then predict each group’s majority label; choose clear for tied label counts. Count all training mistakes and keep the first question if scores tie. Stop after one question. This is our stated classroom fitting procedure.</w:t>
+      <w:pPr>
+        <w:spacing w:line="336" w:lineRule="auto" w:after="180"/>
+      </w:pPr>
+      <w:r>
+        <w:rPr>
+          <w:b w:val="0"/>
+        </w:rPr>
+        <w:t xml:space="preserve">Try near first and tall second. For each question, group the </w:t>
+      </w:r>
+      <w:r>
+        <w:rPr>
+          <w:b/>
+        </w:rPr>
+        <w:t>training</w:t>
+      </w:r>
+      <w:r>
+        <w:rPr>
+          <w:b w:val="0"/>
+        </w:rPr>
+        <w:t xml:space="preserve"> rows by 0 and 1, then predict each group’s majority label; choose clear for tied label counts.</w:t>
+      </w:r>
+    </w:p>
+    <w:p>
+      <w:pPr>
+        <w:spacing w:line="336" w:lineRule="auto" w:after="180"/>
+      </w:pPr>
+      <w:r>
+        <w:rPr>
+          <w:b w:val="0"/>
+        </w:rPr>
+        <w:t xml:space="preserve">Count all </w:t>
+      </w:r>
+      <w:r>
+        <w:rPr>
+          <w:b/>
+        </w:rPr>
+        <w:t>training</w:t>
+      </w:r>
+      <w:r>
+        <w:rPr>
+          <w:b w:val="0"/>
+        </w:rPr>
+        <w:t xml:space="preserve"> mistakes and keep the first question if scores tie. Stop after one question. This is our stated classroom </w:t>
+      </w:r>
+      <w:r>
+        <w:rPr>
+          <w:b/>
+        </w:rPr>
+        <w:t>fitting</w:t>
+      </w:r>
+      <w:r>
+        <w:rPr>
+          <w:b w:val="0"/>
+        </w:rPr>
+        <w:t xml:space="preserve"> procedure.</w:t>
       </w:r>
     </w:p>
     <w:p>
@@ -705,16 +1221,69 @@
     </w:p>
     <w:p>
       <w:r>
-        <w:t>VISUAL MECHANISM</w:t>
-      </w:r>
-    </w:p>
-    <w:p>
-      <w:r>
-        <w:t>Input → Process → Output</w:t>
-      </w:r>
-    </w:p>
-    <w:p>
-      <w:r>
+        <w:t>Follow the mechanism for Decision Trees. Connect each labelled input, deciding step and result.</w:t>
+      </w:r>
+    </w:p>
+    <w:p>
+      <w:pPr>
+        <w:spacing w:line="336" w:lineRule="auto" w:after="180"/>
+      </w:pPr>
+      <w:r>
+        <w:rPr>
+          <w:b/>
+        </w:rPr>
+        <w:t xml:space="preserve">VISUAL </w:t>
+      </w:r>
+      <w:r>
+        <w:rPr>
+          <w:b/>
+        </w:rPr>
+        <w:t>MECHANISM</w:t>
+      </w:r>
+    </w:p>
+    <w:p>
+      <w:pPr>
+        <w:spacing w:line="336" w:lineRule="auto" w:after="180"/>
+      </w:pPr>
+      <w:r>
+        <w:rPr>
+          <w:b/>
+        </w:rPr>
+        <w:t>Input</w:t>
+      </w:r>
+      <w:r>
+        <w:rPr>
+          <w:b w:val="0"/>
+        </w:rPr>
+        <w:t xml:space="preserve"> → </w:t>
+      </w:r>
+      <w:r>
+        <w:rPr>
+          <w:b/>
+        </w:rPr>
+        <w:t>Process</w:t>
+      </w:r>
+      <w:r>
+        <w:rPr>
+          <w:b w:val="0"/>
+        </w:rPr>
+        <w:t xml:space="preserve"> → </w:t>
+      </w:r>
+      <w:r>
+        <w:rPr>
+          <w:b/>
+        </w:rPr>
+        <w:t>Output</w:t>
+      </w:r>
+    </w:p>
+    <w:p>
+      <w:pPr>
+        <w:spacing w:line="336" w:lineRule="auto" w:after="180"/>
+      </w:pPr>
+      <w:r>
+        <w:rPr>
+          <w:b w:val="0"/>
+        </w:rPr>
         <w:t>Trace the information. At each stage, ask what changed and how you could test it.</w:t>
       </w:r>
     </w:p>
@@ -755,7 +1324,13 @@
       </w:r>
     </w:p>
     <w:p>
-      <w:r>
+      <w:pPr>
+        <w:spacing w:line="336" w:lineRule="auto" w:after="180"/>
+      </w:pPr>
+      <w:r>
+        <w:rPr>
+          <w:b w:val="0"/>
+        </w:rPr>
         <w:t>↓</w:t>
       </w:r>
     </w:p>
@@ -796,7 +1371,13 @@
       </w:r>
     </w:p>
     <w:p>
-      <w:r>
+      <w:pPr>
+        <w:spacing w:line="336" w:lineRule="auto" w:after="180"/>
+      </w:pPr>
+      <w:r>
+        <w:rPr>
+          <w:b w:val="0"/>
+        </w:rPr>
         <w:t>↓</w:t>
       </w:r>
     </w:p>
@@ -837,7 +1418,13 @@
       </w:r>
     </w:p>
     <w:p>
-      <w:r>
+      <w:pPr>
+        <w:spacing w:line="336" w:lineRule="auto" w:after="180"/>
+      </w:pPr>
+      <w:r>
+        <w:rPr>
+          <w:b w:val="0"/>
+        </w:rPr>
         <w:t>Which stage could fail even when the other two are correct? Explain:</w:t>
       </w:r>
     </w:p>
@@ -936,18 +1523,177 @@
       </w:r>
     </w:p>
     <w:p>
-      <w:r>
-        <w:t>Feature 0 is near; feature 1 is tall; row[2] is the label. Output is 0 1, then 1 2, then 0 clear blocked. Near makes one training mistake: near=0 contains two clear labels and one blocked, so that leaf predicts clear. Near=1 contains three blocked labels. Tall makes two mistakes because both its groups have a blocked majority.</w:t>
-      </w:r>
-    </w:p>
-    <w:p>
-      <w:r>
-        <w:t>The stored tree contains the chosen feature and its two learned leaves. The code assumes nonempty data, binary flags, allowed labels and examples on both branches of each candidate. An empty branch would need a declared fallback; this small example does not implement one. The score is total training mistakes, not an average giving small and large branches equal weight.</w:t>
-      </w:r>
-    </w:p>
-    <w:p>
-      <w:r>
-        <w:t>This is an explicitly limited depth-one learner. General tree algorithms can repeat split selection within branches and often use impurity criteria such as Gini. Our code does not implement that full procedure. Keeping the scope small lets you inspect every decision.</w:t>
+      <w:pPr>
+        <w:spacing w:line="336" w:lineRule="auto" w:after="180"/>
+      </w:pPr>
+      <w:r>
+        <w:rPr>
+          <w:b w:val="0"/>
+        </w:rPr>
+        <w:t xml:space="preserve">Feature 0 is near; feature 1 is tall; row[2] is the label. </w:t>
+      </w:r>
+      <w:r>
+        <w:rPr>
+          <w:b/>
+        </w:rPr>
+        <w:t>Output</w:t>
+      </w:r>
+      <w:r>
+        <w:rPr>
+          <w:b w:val="0"/>
+        </w:rPr>
+        <w:t xml:space="preserve"> is 0 1, then 1 2, then 0 clear blocked. Near makes one </w:t>
+      </w:r>
+      <w:r>
+        <w:rPr>
+          <w:b/>
+        </w:rPr>
+        <w:t>training</w:t>
+      </w:r>
+      <w:r>
+        <w:rPr>
+          <w:b w:val="0"/>
+        </w:rPr>
+        <w:t xml:space="preserve"> mistake: near=0 contains two clear labels and one blocked, so that </w:t>
+      </w:r>
+      <w:r>
+        <w:rPr>
+          <w:b/>
+        </w:rPr>
+        <w:t>leaf</w:t>
+      </w:r>
+      <w:r>
+        <w:rPr>
+          <w:b w:val="0"/>
+        </w:rPr>
+        <w:t xml:space="preserve"> predicts clear.</w:t>
+      </w:r>
+    </w:p>
+    <w:p>
+      <w:pPr>
+        <w:spacing w:line="336" w:lineRule="auto" w:after="180"/>
+      </w:pPr>
+      <w:r>
+        <w:rPr>
+          <w:b w:val="0"/>
+        </w:rPr>
+        <w:t>Near=1 contains three blocked labels. Tall makes two mistakes because both its groups have a blocked majority.</w:t>
+      </w:r>
+    </w:p>
+    <w:p>
+      <w:pPr>
+        <w:spacing w:line="336" w:lineRule="auto" w:after="180"/>
+      </w:pPr>
+      <w:r>
+        <w:rPr>
+          <w:b w:val="0"/>
+        </w:rPr>
+        <w:t xml:space="preserve">The stored tree contains the chosen feature and its two learned leaves. The code assumes nonempty data, binary flags, allowed labels and examples on both </w:t>
+      </w:r>
+      <w:r>
+        <w:rPr>
+          <w:b/>
+        </w:rPr>
+        <w:t>branch</w:t>
+      </w:r>
+      <w:r>
+        <w:rPr>
+          <w:b w:val="0"/>
+        </w:rPr>
+        <w:t>es of each candidate.</w:t>
+      </w:r>
+    </w:p>
+    <w:p>
+      <w:pPr>
+        <w:spacing w:line="336" w:lineRule="auto" w:after="180"/>
+      </w:pPr>
+      <w:r>
+        <w:rPr>
+          <w:b w:val="0"/>
+        </w:rPr>
+        <w:t xml:space="preserve">An empty </w:t>
+      </w:r>
+      <w:r>
+        <w:rPr>
+          <w:b/>
+        </w:rPr>
+        <w:t>branch</w:t>
+      </w:r>
+      <w:r>
+        <w:rPr>
+          <w:b w:val="0"/>
+        </w:rPr>
+        <w:t xml:space="preserve"> would need a declared fallback; this small example does not implement one. The score is total </w:t>
+      </w:r>
+      <w:r>
+        <w:rPr>
+          <w:b/>
+        </w:rPr>
+        <w:t>training</w:t>
+      </w:r>
+      <w:r>
+        <w:rPr>
+          <w:b w:val="0"/>
+        </w:rPr>
+        <w:t xml:space="preserve"> mistakes, not an average giving small and large </w:t>
+      </w:r>
+      <w:r>
+        <w:rPr>
+          <w:b/>
+        </w:rPr>
+        <w:t>branch</w:t>
+      </w:r>
+      <w:r>
+        <w:rPr>
+          <w:b w:val="0"/>
+        </w:rPr>
+        <w:t>es equal weight.</w:t>
+      </w:r>
+    </w:p>
+    <w:p>
+      <w:pPr>
+        <w:spacing w:line="336" w:lineRule="auto" w:after="180"/>
+      </w:pPr>
+      <w:r>
+        <w:rPr>
+          <w:b w:val="0"/>
+        </w:rPr>
+        <w:t xml:space="preserve">This is an explicitly limited </w:t>
+      </w:r>
+      <w:r>
+        <w:rPr>
+          <w:b/>
+        </w:rPr>
+        <w:t>depth</w:t>
+      </w:r>
+      <w:r>
+        <w:rPr>
+          <w:b w:val="0"/>
+        </w:rPr>
+        <w:t xml:space="preserve">-one learner. General tree algorithms can repeat split selection within </w:t>
+      </w:r>
+      <w:r>
+        <w:rPr>
+          <w:b/>
+        </w:rPr>
+        <w:t>branch</w:t>
+      </w:r>
+      <w:r>
+        <w:rPr>
+          <w:b w:val="0"/>
+        </w:rPr>
+        <w:t>es and often use impurity criteria such as Gini. Our code does not implement that full procedure.</w:t>
+      </w:r>
+    </w:p>
+    <w:p>
+      <w:pPr>
+        <w:spacing w:line="336" w:lineRule="auto" w:after="180"/>
+      </w:pPr>
+      <w:r>
+        <w:rPr>
+          <w:b w:val="0"/>
+        </w:rPr>
+        <w:t>Keeping the scope small lets you inspect every decision.</w:t>
       </w:r>
     </w:p>
     <w:p>
@@ -959,8 +1705,26 @@
       </w:r>
     </w:p>
     <w:p>
-      <w:r>
-        <w:t>Point to the input, the deciding step and the result in this week’s visual. Explain the same step in ordinary words. A picture helps when you can say what each part represents.</w:t>
+      <w:pPr>
+        <w:spacing w:line="336" w:lineRule="auto" w:after="180"/>
+      </w:pPr>
+      <w:r>
+        <w:rPr>
+          <w:b w:val="0"/>
+        </w:rPr>
+        <w:t xml:space="preserve">Point to the </w:t>
+      </w:r>
+      <w:r>
+        <w:rPr>
+          <w:b/>
+        </w:rPr>
+        <w:t>input</w:t>
+      </w:r>
+      <w:r>
+        <w:rPr>
+          <w:b w:val="0"/>
+        </w:rPr>
+        <w:t>, the deciding step and the result in this week’s visual. Explain the same step in ordinary words. A picture helps when you can say what each part represents.</w:t>
       </w:r>
     </w:p>
     <w:p>
@@ -973,16 +1737,54 @@
     </w:p>
     <w:p>
       <w:r>
+        <w:t>Compare the supplied cases for Decision Trees. Identify the detail that changes the conclusion.</w:t>
+      </w:r>
+    </w:p>
+    <w:p>
+      <w:pPr>
+        <w:pStyle w:val="Heading3"/>
+      </w:pPr>
+      <w:r>
+        <w:t>The case to investigate</w:t>
+      </w:r>
+    </w:p>
+    <w:p>
+      <w:pPr>
+        <w:spacing w:line="336" w:lineRule="auto" w:after="180"/>
+        <w:shd w:fill="F1F6FC"/>
+      </w:pPr>
+      <w:r>
+        <w:rPr>
+          <w:b w:val="0"/>
+        </w:rPr>
         <w:t>CASE GALLERY</w:t>
       </w:r>
     </w:p>
     <w:p>
-      <w:r>
-        <w:t>Four Tests, Four Kinds of Evidence</w:t>
-      </w:r>
-    </w:p>
-    <w:p>
-      <w:r>
+      <w:pPr>
+        <w:spacing w:line="336" w:lineRule="auto" w:after="180"/>
+      </w:pPr>
+      <w:r>
+        <w:rPr>
+          <w:b w:val="0"/>
+        </w:rPr>
+        <w:t xml:space="preserve">Four Tests, Four Kinds of </w:t>
+      </w:r>
+      <w:r>
+        <w:rPr>
+          <w:b/>
+        </w:rPr>
+        <w:t>Evidence</w:t>
+      </w:r>
+    </w:p>
+    <w:p>
+      <w:pPr>
+        <w:spacing w:line="336" w:lineRule="auto" w:after="180"/>
+      </w:pPr>
+      <w:r>
+        <w:rPr>
+          <w:b w:val="0"/>
+        </w:rPr>
         <w:t>A system is not understood until it survives more than one comfortable example.</w:t>
       </w:r>
     </w:p>
@@ -1059,8 +1861,47 @@
       </w:r>
     </w:p>
     <w:p>
-      <w:r>
-        <w:t>NORMAL CASE: predict and name evidence.     BOUNDARY CASE: predict and name evidence.</w:t>
+      <w:pPr>
+        <w:pStyle w:val="Heading3"/>
+      </w:pPr>
+      <w:r>
+        <w:t>The normal case</w:t>
+      </w:r>
+    </w:p>
+    <w:p>
+      <w:pPr>
+        <w:spacing w:line="336" w:lineRule="auto" w:after="180"/>
+        <w:shd w:fill="F1F6FC"/>
+      </w:pPr>
+      <w:r>
+        <w:rPr>
+          <w:b w:val="0"/>
+        </w:rPr>
+        <w:t xml:space="preserve">NORMAL CASE: predict and name </w:t>
+      </w:r>
+      <w:r>
+        <w:rPr>
+          <w:b/>
+        </w:rPr>
+        <w:t>evidence</w:t>
+      </w:r>
+      <w:r>
+        <w:rPr>
+          <w:b w:val="0"/>
+        </w:rPr>
+        <w:t xml:space="preserve">.     BOUNDARY CASE: predict and name </w:t>
+      </w:r>
+      <w:r>
+        <w:rPr>
+          <w:b/>
+        </w:rPr>
+        <w:t>evidence</w:t>
+      </w:r>
+      <w:r>
+        <w:rPr>
+          <w:b w:val="0"/>
+        </w:rPr>
+        <w:t>.</w:t>
       </w:r>
     </w:p>
     <w:p>
@@ -1136,12 +1977,58 @@
       </w:r>
     </w:p>
     <w:p>
-      <w:r>
-        <w:t>MISSING INFORMATION: predict and name evidence.     TRANSFER CASE: predict and name evidence.</w:t>
-      </w:r>
-    </w:p>
-    <w:p>
-      <w:r>
+      <w:pPr>
+        <w:pStyle w:val="Heading3"/>
+      </w:pPr>
+      <w:r>
+        <w:t>Check missing information</w:t>
+      </w:r>
+    </w:p>
+    <w:p>
+      <w:pPr>
+        <w:spacing w:line="336" w:lineRule="auto" w:after="180"/>
+        <w:shd w:fill="FFF5E6"/>
+      </w:pPr>
+      <w:r>
+        <w:rPr>
+          <w:b w:val="0"/>
+        </w:rPr>
+        <w:t xml:space="preserve">MISSING INFORMATION: predict and name </w:t>
+      </w:r>
+      <w:r>
+        <w:rPr>
+          <w:b/>
+        </w:rPr>
+        <w:t>evidence</w:t>
+      </w:r>
+      <w:r>
+        <w:rPr>
+          <w:b w:val="0"/>
+        </w:rPr>
+        <w:t xml:space="preserve">.     TRANSFER CASE: predict and name </w:t>
+      </w:r>
+      <w:r>
+        <w:rPr>
+          <w:b/>
+        </w:rPr>
+        <w:t>evidence</w:t>
+      </w:r>
+      <w:r>
+        <w:rPr>
+          <w:b w:val="0"/>
+        </w:rPr>
+        <w:t>.</w:t>
+      </w:r>
+    </w:p>
+    <w:p>
+      <w:pPr>
+        <w:spacing w:line="336" w:lineRule="auto" w:after="180"/>
+        <w:shd w:fill="F5F1FB"/>
+      </w:pPr>
+      <w:r>
+        <w:rPr>
+          <w:b w:val="0"/>
+        </w:rPr>
         <w:t>Which case is most likely to reveal a hidden assumption? Why?</w:t>
       </w:r>
     </w:p>
@@ -1187,17 +2074,80 @@
       </w:r>
     </w:p>
     <w:p>
-      <w:r>
-        <w:t>Change: New input becomes (0,1).</w:t>
-      </w:r>
-    </w:p>
-    <w:p>
-      <w:r>
-        <w:t>Prediction: The fitted tree predicts Yes.</w:t>
-      </w:r>
-    </w:p>
-    <w:p>
-      <w:r>
+      <w:pPr>
+        <w:pStyle w:val="Heading3"/>
+      </w:pPr>
+      <w:r>
+        <w:t>Change one thing</w:t>
+      </w:r>
+    </w:p>
+    <w:p>
+      <w:pPr>
+        <w:spacing w:line="336" w:lineRule="auto" w:after="180"/>
+        <w:shd w:fill="F5F1FB"/>
+      </w:pPr>
+      <w:r>
+        <w:rPr>
+          <w:b w:val="0"/>
+        </w:rPr>
+        <w:t xml:space="preserve">Change: New </w:t>
+      </w:r>
+      <w:r>
+        <w:rPr>
+          <w:b/>
+        </w:rPr>
+        <w:t>input</w:t>
+      </w:r>
+      <w:r>
+        <w:rPr>
+          <w:b w:val="0"/>
+        </w:rPr>
+        <w:t xml:space="preserve"> becomes (0,1).</w:t>
+      </w:r>
+    </w:p>
+    <w:p>
+      <w:pPr>
+        <w:pStyle w:val="Heading3"/>
+      </w:pPr>
+      <w:r>
+        <w:t>Predicted result</w:t>
+      </w:r>
+    </w:p>
+    <w:p>
+      <w:pPr>
+        <w:spacing w:line="336" w:lineRule="auto" w:after="180"/>
+        <w:shd w:fill="F1F6FC"/>
+      </w:pPr>
+      <w:r>
+        <w:rPr>
+          <w:b/>
+        </w:rPr>
+        <w:t>Prediction</w:t>
+      </w:r>
+      <w:r>
+        <w:rPr>
+          <w:b w:val="0"/>
+        </w:rPr>
+        <w:t>: The fitted tree predicts Yes.</w:t>
+      </w:r>
+    </w:p>
+    <w:p>
+      <w:pPr>
+        <w:pStyle w:val="Heading3"/>
+      </w:pPr>
+      <w:r>
+        <w:t>Why the result follows</w:t>
+      </w:r>
+    </w:p>
+    <w:p>
+      <w:pPr>
+        <w:spacing w:line="336" w:lineRule="auto" w:after="180"/>
+        <w:shd w:fill="F1F6FC"/>
+      </w:pPr>
+      <w:r>
+        <w:rPr>
+          <w:b w:val="0"/>
+        </w:rPr>
         <w:t>Reason: It follows diagram=1; cover colour is not the selected question.</w:t>
       </w:r>
     </w:p>
@@ -1211,16 +2161,39 @@
     </w:p>
     <w:p>
       <w:r>
+        <w:t>Use the vocabulary of Decision Trees to explain a concrete decision, rather than only memorising definitions.</w:t>
+      </w:r>
+    </w:p>
+    <w:p>
+      <w:pPr>
+        <w:spacing w:line="336" w:lineRule="auto" w:after="180"/>
+      </w:pPr>
+      <w:r>
+        <w:rPr>
+          <w:b/>
+        </w:rPr>
         <w:t>VOCABULARY LAB</w:t>
       </w:r>
     </w:p>
     <w:p>
-      <w:r>
+      <w:pPr>
+        <w:spacing w:line="336" w:lineRule="auto" w:after="180"/>
+      </w:pPr>
+      <w:r>
+        <w:rPr>
+          <w:b w:val="0"/>
+        </w:rPr>
         <w:t>Words You Can Use to Reason</w:t>
       </w:r>
     </w:p>
     <w:p>
-      <w:r>
+      <w:pPr>
+        <w:spacing w:line="336" w:lineRule="auto" w:after="180"/>
+      </w:pPr>
+      <w:r>
+        <w:rPr>
+          <w:b w:val="0"/>
+        </w:rPr>
         <w:t>A definition matters when you can recognize the idea, use it, and contrast it with a near-miss.</w:t>
       </w:r>
     </w:p>
@@ -1655,17 +2628,58 @@
     </w:p>
     <w:p>
       <w:r>
-        <w:t>WORKED EVIDENCE</w:t>
-      </w:r>
-    </w:p>
-    <w:p>
-      <w:r>
+        <w:t>Follow the worked trace for Decision Trees, predict a step, then compare with its explanation.</w:t>
+      </w:r>
+    </w:p>
+    <w:p>
+      <w:pPr>
+        <w:spacing w:line="336" w:lineRule="auto" w:after="180"/>
+      </w:pPr>
+      <w:r>
+        <w:rPr>
+          <w:b/>
+        </w:rPr>
+        <w:t xml:space="preserve">WORKED </w:t>
+      </w:r>
+      <w:r>
+        <w:rPr>
+          <w:b/>
+        </w:rPr>
+        <w:t>EVIDENCE</w:t>
+      </w:r>
+    </w:p>
+    <w:p>
+      <w:pPr>
+        <w:spacing w:line="336" w:lineRule="auto" w:after="180"/>
+      </w:pPr>
+      <w:r>
+        <w:rPr>
+          <w:b w:val="0"/>
+        </w:rPr>
         <w:t>Reason Step by Step</w:t>
       </w:r>
     </w:p>
     <w:p>
-      <w:r>
-        <w:t>Predict first. Then check each step. A correct answer without visible reasoning is incomplete evidence.</w:t>
+      <w:pPr>
+        <w:spacing w:line="336" w:lineRule="auto" w:after="180"/>
+      </w:pPr>
+      <w:r>
+        <w:rPr>
+          <w:b w:val="0"/>
+        </w:rPr>
+        <w:t xml:space="preserve">Predict first. Then check each step. A correct answer without visible reasoning is incomplete </w:t>
+      </w:r>
+      <w:r>
+        <w:rPr>
+          <w:b/>
+        </w:rPr>
+        <w:t>evidence</w:t>
+      </w:r>
+      <w:r>
+        <w:rPr>
+          <w:b w:val="0"/>
+        </w:rPr>
+        <w:t>.</w:t>
       </w:r>
     </w:p>
     <w:p>
@@ -1705,27 +2719,73 @@
       </w:r>
     </w:p>
     <w:p>
-      <w:r>
+      <w:pPr>
+        <w:spacing w:line="336" w:lineRule="auto" w:after="180"/>
+        <w:shd w:fill="F4F9FC"/>
+      </w:pPr>
+      <w:r>
+        <w:rPr>
+          <w:b w:val="0"/>
+        </w:rPr>
         <w:t>1. Start with 8 animals.</w:t>
       </w:r>
     </w:p>
     <w:p>
-      <w:r>
+      <w:pPr>
+        <w:spacing w:line="336" w:lineRule="auto" w:after="180"/>
+        <w:shd w:fill="F4F9FC"/>
+      </w:pPr>
+      <w:r>
+        <w:rPr>
+          <w:b w:val="0"/>
+        </w:rPr>
         <w:t>2. Question A leaves groups of 4 and 4; question B leaves 7 and 1.</w:t>
       </w:r>
     </w:p>
     <w:p>
-      <w:r>
+      <w:pPr>
+        <w:spacing w:line="336" w:lineRule="auto" w:after="180"/>
+        <w:shd w:fill="F4F9FC"/>
+      </w:pPr>
+      <w:r>
+        <w:rPr>
+          <w:b w:val="0"/>
+        </w:rPr>
         <w:t>3. A balanced first split usually reduces later questions.</w:t>
       </w:r>
     </w:p>
     <w:p>
-      <w:r>
-        <w:t>4. Trace every animal to verify one and only one leaf.</w:t>
-      </w:r>
-    </w:p>
-    <w:p>
-      <w:r>
+      <w:pPr>
+        <w:spacing w:line="336" w:lineRule="auto" w:after="180"/>
+        <w:shd w:fill="F4F9FC"/>
+      </w:pPr>
+      <w:r>
+        <w:rPr>
+          <w:b w:val="0"/>
+        </w:rPr>
+        <w:t xml:space="preserve">4. Trace every animal to verify one and only one </w:t>
+      </w:r>
+      <w:r>
+        <w:rPr>
+          <w:b/>
+        </w:rPr>
+        <w:t>leaf</w:t>
+      </w:r>
+      <w:r>
+        <w:rPr>
+          <w:b w:val="0"/>
+        </w:rPr>
+        <w:t>.</w:t>
+      </w:r>
+    </w:p>
+    <w:p>
+      <w:pPr>
+        <w:spacing w:line="336" w:lineRule="auto" w:after="180"/>
+      </w:pPr>
+      <w:r>
+        <w:rPr>
+          <w:b w:val="0"/>
+        </w:rPr>
         <w:t>Recalculate, retrace, or restate the reasoning in your own representation:</w:t>
       </w:r>
     </w:p>
@@ -1763,8 +2823,27 @@
       </w:r>
     </w:p>
     <w:p>
-      <w:r>
-        <w:t>CHECK  Did the evidence answer the exact question? Did the total, path, or source record stay consistent?</w:t>
+      <w:pPr>
+        <w:spacing w:line="336" w:lineRule="auto" w:after="180"/>
+        <w:shd w:fill="F5F1FB"/>
+      </w:pPr>
+      <w:r>
+        <w:rPr>
+          <w:b w:val="0"/>
+        </w:rPr>
+        <w:t xml:space="preserve">CHECK  Did the </w:t>
+      </w:r>
+      <w:r>
+        <w:rPr>
+          <w:b/>
+        </w:rPr>
+        <w:t>evidence</w:t>
+      </w:r>
+      <w:r>
+        <w:rPr>
+          <w:b w:val="0"/>
+        </w:rPr>
+        <w:t xml:space="preserve"> answer the exact question? Did the total, path, or source record stay consistent?</w:t>
       </w:r>
     </w:p>
     <w:p>
@@ -1900,15 +2979,78 @@
       </w:r>
     </w:p>
     <w:p>
-      <w:r>
-        <w:t>Validation rows are (near=1,tall=1,blocked), (0,0,clear), (0,1,blocked), (1,0,clear). Follow only near: predictions are blocked, clear, clear, blocked. Two of four match. The training-majority baseline predicts blocked, since training has four blocked and two clear; it also matches two of four validation labels.</w:t>
-      </w:r>
-    </w:p>
-    <w:p>
       <w:pPr>
         <w:pStyle w:val="Heading3"/>
       </w:pPr>
       <w:r>
+        <w:t>Worked explanation · Decision Trees</w:t>
+      </w:r>
+    </w:p>
+    <w:p>
+      <w:pPr>
+        <w:spacing w:line="336" w:lineRule="auto" w:after="180"/>
+        <w:shd w:fill="F1F6FC"/>
+      </w:pPr>
+      <w:r>
+        <w:rPr>
+          <w:b w:val="0"/>
+        </w:rPr>
+        <w:t xml:space="preserve">Validation rows are (near=1,tall=1,blocked), (0,0,clear), (0,1,blocked), (1,0,clear). Follow only near: </w:t>
+      </w:r>
+      <w:r>
+        <w:rPr>
+          <w:b/>
+        </w:rPr>
+        <w:t>prediction</w:t>
+      </w:r>
+      <w:r>
+        <w:rPr>
+          <w:b w:val="0"/>
+        </w:rPr>
+        <w:t>s are blocked, clear, clear, blocked. Two of four match.</w:t>
+      </w:r>
+    </w:p>
+    <w:p>
+      <w:pPr>
+        <w:spacing w:line="336" w:lineRule="auto" w:after="180"/>
+        <w:shd w:fill="F1F6FC"/>
+      </w:pPr>
+      <w:r>
+        <w:rPr>
+          <w:b w:val="0"/>
+        </w:rPr>
+        <w:t xml:space="preserve">The </w:t>
+      </w:r>
+      <w:r>
+        <w:rPr>
+          <w:b/>
+        </w:rPr>
+        <w:t>training</w:t>
+      </w:r>
+      <w:r>
+        <w:rPr>
+          <w:b w:val="0"/>
+        </w:rPr>
+        <w:t xml:space="preserve">-majority baseline predicts blocked, since </w:t>
+      </w:r>
+      <w:r>
+        <w:rPr>
+          <w:b/>
+        </w:rPr>
+        <w:t>training</w:t>
+      </w:r>
+      <w:r>
+        <w:rPr>
+          <w:b w:val="0"/>
+        </w:rPr>
+        <w:t xml:space="preserve"> has four blocked and two clear; it also matches two of four validation labels.</w:t>
+      </w:r>
+    </w:p>
+    <w:p>
+      <w:pPr>
+        <w:pStyle w:val="Heading3"/>
+      </w:pPr>
+      <w:r>
         <w:t>Which validation rows does the tree miss, and which does the baseline miss? Explain why the tall value cannot change this tree’s prediction.</w:t>
       </w:r>
     </w:p>
@@ -1933,8 +3075,50 @@
       </w:r>
     </w:p>
     <w:p>
-      <w:r>
-        <w:t>Keep the fitted root and leaves unchanged while scoring. Equal accuracy does not mean identical errors, and five correct training predictions out of six is not the validation result.</w:t>
+      <w:pPr>
+        <w:spacing w:line="336" w:lineRule="auto" w:after="180"/>
+      </w:pPr>
+      <w:r>
+        <w:rPr>
+          <w:b w:val="0"/>
+        </w:rPr>
+        <w:t xml:space="preserve">Keep the fitted </w:t>
+      </w:r>
+      <w:r>
+        <w:rPr>
+          <w:b/>
+        </w:rPr>
+        <w:t>root</w:t>
+      </w:r>
+      <w:r>
+        <w:rPr>
+          <w:b w:val="0"/>
+        </w:rPr>
+        <w:t xml:space="preserve"> and leaves unchanged while scoring. Equal accuracy does not mean identical errors, and five correct </w:t>
+      </w:r>
+      <w:r>
+        <w:rPr>
+          <w:b/>
+        </w:rPr>
+        <w:t>training</w:t>
+      </w:r>
+      <w:r>
+        <w:rPr>
+          <w:b w:val="0"/>
+        </w:rPr>
+        <w:t xml:space="preserve"> </w:t>
+      </w:r>
+      <w:r>
+        <w:rPr>
+          <w:b/>
+        </w:rPr>
+        <w:t>prediction</w:t>
+      </w:r>
+      <w:r>
+        <w:rPr>
+          <w:b w:val="0"/>
+        </w:rPr>
+        <w:t>s out of six is not the validation result.</w:t>
       </w:r>
     </w:p>
     <w:p>
@@ -1946,7 +3130,13 @@
       </w:r>
     </w:p>
     <w:p>
-      <w:r>
+      <w:pPr>
+        <w:spacing w:line="336" w:lineRule="auto" w:after="180"/>
+      </w:pPr>
+      <w:r>
+        <w:rPr>
+          <w:b w:val="0"/>
+        </w:rPr>
         <w:t>Cover the result before checking it. Say what is given, choose the procedure, and follow one step at a time. Then uncover the result and explain your first mismatch. Ask why a step is allowed, not only what number it produces.</w:t>
       </w:r>
     </w:p>
@@ -1959,7 +3149,13 @@
       </w:r>
     </w:p>
     <w:p>
-      <w:r>
+      <w:pPr>
+        <w:spacing w:line="336" w:lineRule="auto" w:after="180"/>
+      </w:pPr>
+      <w:r>
+        <w:rPr>
+          <w:b w:val="0"/>
+        </w:rPr>
         <w:t>A fictional toy classifier predicts whether a book needs an illustration label.</w:t>
       </w:r>
     </w:p>
@@ -1972,13 +3168,97 @@
       </w:r>
     </w:p>
     <w:p>
-      <w:r>
-        <w:t>Training rows (colour_cover,diagram_inside,label): (1,1,Yes),(1,0,No),(0,1,Yes),(0,0,No).</w:t>
-      </w:r>
-    </w:p>
-    <w:p>
-      <w:r>
-        <w:t>Candidates ask colour_cover or diagram_inside; each leaf uses its training majority. A leaf tie chooses No. Select fewer training errors.</w:t>
+      <w:pPr>
+        <w:pStyle w:val="Heading3"/>
+      </w:pPr>
+      <w:r>
+        <w:t>Supplied facts</w:t>
+      </w:r>
+    </w:p>
+    <w:p>
+      <w:pPr>
+        <w:spacing w:line="336" w:lineRule="auto" w:after="180"/>
+        <w:shd w:fill="F1F6FC"/>
+      </w:pPr>
+      <w:r>
+        <w:rPr>
+          <w:b/>
+        </w:rPr>
+        <w:t>Training</w:t>
+      </w:r>
+      <w:r>
+        <w:rPr>
+          <w:b w:val="0"/>
+        </w:rPr>
+        <w:t xml:space="preserve"> rows (colour_cover,diagram_inside,label): (1,1,Yes),(1,0,No),(0,1,Yes),(0,0,No).</w:t>
+      </w:r>
+    </w:p>
+    <w:p>
+      <w:pPr>
+        <w:pStyle w:val="Heading3"/>
+      </w:pPr>
+      <w:r>
+        <w:t>Supplied facts</w:t>
+      </w:r>
+    </w:p>
+    <w:p>
+      <w:pPr>
+        <w:spacing w:line="336" w:lineRule="auto" w:after="180"/>
+        <w:shd w:fill="F1F6FC"/>
+      </w:pPr>
+      <w:r>
+        <w:rPr>
+          <w:b w:val="0"/>
+        </w:rPr>
+        <w:t xml:space="preserve">Candidates ask colour_cover or diagram_inside; each </w:t>
+      </w:r>
+      <w:r>
+        <w:rPr>
+          <w:b/>
+        </w:rPr>
+        <w:t>leaf</w:t>
+      </w:r>
+      <w:r>
+        <w:rPr>
+          <w:b w:val="0"/>
+        </w:rPr>
+        <w:t xml:space="preserve"> uses its </w:t>
+      </w:r>
+      <w:r>
+        <w:rPr>
+          <w:b/>
+        </w:rPr>
+        <w:t>training</w:t>
+      </w:r>
+      <w:r>
+        <w:rPr>
+          <w:b w:val="0"/>
+        </w:rPr>
+        <w:t xml:space="preserve"> majority. A </w:t>
+      </w:r>
+      <w:r>
+        <w:rPr>
+          <w:b/>
+        </w:rPr>
+        <w:t>leaf</w:t>
+      </w:r>
+      <w:r>
+        <w:rPr>
+          <w:b w:val="0"/>
+        </w:rPr>
+        <w:t xml:space="preserve"> tie chooses No. Select fewer </w:t>
+      </w:r>
+      <w:r>
+        <w:rPr>
+          <w:b/>
+        </w:rPr>
+        <w:t>training</w:t>
+      </w:r>
+      <w:r>
+        <w:rPr>
+          <w:b w:val="0"/>
+        </w:rPr>
+        <w:t xml:space="preserve"> errors.</w:t>
       </w:r>
     </w:p>
     <w:p>
@@ -2163,31 +3443,145 @@
       </w:r>
     </w:p>
     <w:p>
-      <w:r>
-        <w:t>A question becomes a fitted tree only after its leaves and selection procedure are specified. The training comparison prefers the feature that separates these labels. Prediction follows the selected question; it does not reselect the tree using a new case’s answer. Save candidate leaves and errors so the choice can be repeated.</w:t>
-      </w:r>
-    </w:p>
-    <w:p>
       <w:pPr>
         <w:pStyle w:val="Heading3"/>
       </w:pPr>
       <w:r>
+        <w:t>Why the result follows</w:t>
+      </w:r>
+    </w:p>
+    <w:p>
+      <w:pPr>
+        <w:spacing w:line="336" w:lineRule="auto" w:after="180"/>
+        <w:shd w:fill="F1F6FC"/>
+      </w:pPr>
+      <w:r>
+        <w:rPr>
+          <w:b w:val="0"/>
+        </w:rPr>
+        <w:t xml:space="preserve">A question becomes a fitted tree only after its leaves and selection procedure are specified. The </w:t>
+      </w:r>
+      <w:r>
+        <w:rPr>
+          <w:b/>
+        </w:rPr>
+        <w:t>training</w:t>
+      </w:r>
+      <w:r>
+        <w:rPr>
+          <w:b w:val="0"/>
+        </w:rPr>
+        <w:t xml:space="preserve"> comparison prefers the feature that separates these labels.</w:t>
+      </w:r>
+    </w:p>
+    <w:p>
+      <w:pPr>
+        <w:spacing w:line="336" w:lineRule="auto" w:after="180"/>
+        <w:shd w:fill="F1F6FC"/>
+      </w:pPr>
+      <w:r>
+        <w:rPr>
+          <w:b/>
+        </w:rPr>
+        <w:t>Prediction</w:t>
+      </w:r>
+      <w:r>
+        <w:rPr>
+          <w:b w:val="0"/>
+        </w:rPr>
+        <w:t xml:space="preserve"> follows the selected question; it does not reselect the tree using a new case’s answer. Save candidate leaves and errors so the choice can be repeated.</w:t>
+      </w:r>
+    </w:p>
+    <w:p>
+      <w:pPr>
+        <w:pStyle w:val="Heading3"/>
+      </w:pPr>
+      <w:r>
         <w:t>What this example does not establish</w:t>
       </w:r>
     </w:p>
     <w:p>
-      <w:r>
+      <w:pPr>
+        <w:pStyle w:val="Heading3"/>
+      </w:pPr>
+      <w:r>
+        <w:t>Keep the stated limit</w:t>
+      </w:r>
+    </w:p>
+    <w:p>
+      <w:pPr>
+        <w:spacing w:line="336" w:lineRule="auto" w:after="180"/>
+        <w:shd w:fill="FFF5E6"/>
+      </w:pPr>
+      <w:r>
+        <w:rPr>
+          <w:b w:val="0"/>
+        </w:rPr>
         <w:t>Zero errors on four toy examples do not establish that diagrams always determine a real book’s classification.</w:t>
       </w:r>
     </w:p>
     <w:p>
-      <w:r>
-        <w:t>Read the labelled picture: Why does changing colour alone not change this tree’s prediction?</w:t>
-      </w:r>
-    </w:p>
-    <w:p>
-      <w:r>
-        <w:t>Change one thing: New input becomes (0,1). Predict the result before checking the explanation. What remains the same?</w:t>
+      <w:pPr>
+        <w:pStyle w:val="Heading3"/>
+      </w:pPr>
+      <w:r>
+        <w:t>Keep the stated limit</w:t>
+      </w:r>
+    </w:p>
+    <w:p>
+      <w:pPr>
+        <w:spacing w:line="336" w:lineRule="auto" w:after="180"/>
+        <w:shd w:fill="FFF5E6"/>
+      </w:pPr>
+      <w:r>
+        <w:rPr>
+          <w:b w:val="0"/>
+        </w:rPr>
+        <w:t xml:space="preserve">Read the labelled picture: Why does changing colour alone not change this tree’s </w:t>
+      </w:r>
+      <w:r>
+        <w:rPr>
+          <w:b/>
+        </w:rPr>
+        <w:t>prediction</w:t>
+      </w:r>
+      <w:r>
+        <w:rPr>
+          <w:b w:val="0"/>
+        </w:rPr>
+        <w:t>?</w:t>
+      </w:r>
+    </w:p>
+    <w:p>
+      <w:pPr>
+        <w:pStyle w:val="Heading3"/>
+      </w:pPr>
+      <w:r>
+        <w:t>Keep the stated limit</w:t>
+      </w:r>
+    </w:p>
+    <w:p>
+      <w:pPr>
+        <w:spacing w:line="336" w:lineRule="auto" w:after="180"/>
+        <w:shd w:fill="FFF5E6"/>
+      </w:pPr>
+      <w:r>
+        <w:rPr>
+          <w:b w:val="0"/>
+        </w:rPr>
+        <w:t xml:space="preserve">Change one thing: New </w:t>
+      </w:r>
+      <w:r>
+        <w:rPr>
+          <w:b/>
+        </w:rPr>
+        <w:t>input</w:t>
+      </w:r>
+      <w:r>
+        <w:rPr>
+          <w:b w:val="0"/>
+        </w:rPr>
+        <w:t xml:space="preserve"> becomes (0,1). Predict the result before checking the explanation. What remains the same?</w:t>
       </w:r>
     </w:p>
     <w:p>
@@ -2200,17 +3594,61 @@
     </w:p>
     <w:p>
       <w:r>
+        <w:t>Find the unsupported step in the Decision Trees claim and explain a repair using the supplied evidence.</w:t>
+      </w:r>
+    </w:p>
+    <w:p>
+      <w:pPr>
+        <w:pStyle w:val="Heading3"/>
+      </w:pPr>
+      <w:r>
+        <w:t>Find the first error</w:t>
+      </w:r>
+    </w:p>
+    <w:p>
+      <w:pPr>
+        <w:spacing w:line="336" w:lineRule="auto" w:after="180"/>
+        <w:shd w:fill="FFF5E6"/>
+      </w:pPr>
+      <w:r>
+        <w:rPr>
+          <w:b w:val="0"/>
+        </w:rPr>
         <w:t>ERROR DETECTIVE</w:t>
       </w:r>
     </w:p>
     <w:p>
-      <w:r>
+      <w:pPr>
+        <w:spacing w:line="336" w:lineRule="auto" w:after="180"/>
+      </w:pPr>
+      <w:r>
+        <w:rPr>
+          <w:b w:val="0"/>
+        </w:rPr>
         <w:t>Compare → Diagnose → Repair</w:t>
       </w:r>
     </w:p>
     <w:p>
-      <w:r>
-        <w:t>Do not patch the answer. Find the earliest unsupported assumption, wrong step, or weak evidence.</w:t>
+      <w:pPr>
+        <w:spacing w:line="336" w:lineRule="auto" w:after="180"/>
+      </w:pPr>
+      <w:r>
+        <w:rPr>
+          <w:b w:val="0"/>
+        </w:rPr>
+        <w:t xml:space="preserve">Do not patch the answer. Find the earliest unsupported assumption, wrong step, or weak </w:t>
+      </w:r>
+      <w:r>
+        <w:rPr>
+          <w:b/>
+        </w:rPr>
+        <w:t>evidence</w:t>
+      </w:r>
+      <w:r>
+        <w:rPr>
+          <w:b w:val="0"/>
+        </w:rPr>
+        <w:t>.</w:t>
       </w:r>
     </w:p>
     <w:p>
@@ -2460,7 +3898,14 @@
       </w:tr>
     </w:tbl>
     <w:p>
-      <w:r>
+      <w:pPr>
+        <w:spacing w:line="336" w:lineRule="auto" w:after="180"/>
+        <w:shd w:fill="F5F1FB"/>
+      </w:pPr>
+      <w:r>
+        <w:rPr>
+          <w:b w:val="0"/>
+        </w:rPr>
         <w:t>Repair one cause. Why is this repair better than changing several things?</w:t>
       </w:r>
     </w:p>
@@ -2506,13 +3951,85 @@
       </w:r>
     </w:p>
     <w:p>
-      <w:r>
-        <w:t>Record the two candidate questions, branch label counts, total errors, tie rules, depth limit, stored tree and validation predictions. Retain all rows, including the blocked example in the near=0 branch; removing a disagreement would change the evidence.</w:t>
-      </w:r>
-    </w:p>
-    <w:p>
-      <w:r>
-        <w:t>Our tree uses a single feature because that question scored better under this procedure. This neither establishes that near causes blockage nor that tall is useless in every dataset. Next week a nearest-neighbour method will predict by comparing examples instead of following learned questions.</w:t>
+      <w:pPr>
+        <w:spacing w:line="336" w:lineRule="auto" w:after="180"/>
+      </w:pPr>
+      <w:r>
+        <w:rPr>
+          <w:b w:val="0"/>
+        </w:rPr>
+        <w:t xml:space="preserve">Record the two candidate questions, </w:t>
+      </w:r>
+      <w:r>
+        <w:rPr>
+          <w:b/>
+        </w:rPr>
+        <w:t>branch</w:t>
+      </w:r>
+      <w:r>
+        <w:rPr>
+          <w:b w:val="0"/>
+        </w:rPr>
+        <w:t xml:space="preserve"> label counts, total errors, tie rules, </w:t>
+      </w:r>
+      <w:r>
+        <w:rPr>
+          <w:b/>
+        </w:rPr>
+        <w:t>depth</w:t>
+      </w:r>
+      <w:r>
+        <w:rPr>
+          <w:b w:val="0"/>
+        </w:rPr>
+        <w:t xml:space="preserve"> limit, stored tree and validation </w:t>
+      </w:r>
+      <w:r>
+        <w:rPr>
+          <w:b/>
+        </w:rPr>
+        <w:t>prediction</w:t>
+      </w:r>
+      <w:r>
+        <w:rPr>
+          <w:b w:val="0"/>
+        </w:rPr>
+        <w:t>s.</w:t>
+      </w:r>
+    </w:p>
+    <w:p>
+      <w:pPr>
+        <w:spacing w:line="336" w:lineRule="auto" w:after="180"/>
+      </w:pPr>
+      <w:r>
+        <w:rPr>
+          <w:b w:val="0"/>
+        </w:rPr>
+        <w:t xml:space="preserve">Retain all rows, including the blocked example in the near=0 </w:t>
+      </w:r>
+      <w:r>
+        <w:rPr>
+          <w:b/>
+        </w:rPr>
+        <w:t>branch</w:t>
+      </w:r>
+      <w:r>
+        <w:rPr>
+          <w:b w:val="0"/>
+        </w:rPr>
+        <w:t xml:space="preserve">; removing a disagreement would change the </w:t>
+      </w:r>
+      <w:r>
+        <w:rPr>
+          <w:b/>
+        </w:rPr>
+        <w:t>evidence</w:t>
+      </w:r>
+      <w:r>
+        <w:rPr>
+          <w:b w:val="0"/>
+        </w:rPr>
+        <w:t>.</w:t>
       </w:r>
     </w:p>
     <w:p>
@@ -2520,6 +4037,38 @@
         <w:pStyle w:val="Heading3"/>
       </w:pPr>
       <w:r>
+        <w:t>Check the claim against the facts</w:t>
+      </w:r>
+    </w:p>
+    <w:p>
+      <w:pPr>
+        <w:spacing w:line="336" w:lineRule="auto" w:after="180"/>
+        <w:shd w:fill="FFF5E6"/>
+      </w:pPr>
+      <w:r>
+        <w:rPr>
+          <w:b w:val="0"/>
+        </w:rPr>
+        <w:t>Our tree uses a single feature because that question scored better under this procedure. This neither establishes that near causes blockage nor that tall is useless in every dataset.</w:t>
+      </w:r>
+    </w:p>
+    <w:p>
+      <w:pPr>
+        <w:spacing w:line="336" w:lineRule="auto" w:after="180"/>
+        <w:shd w:fill="FFF5E6"/>
+      </w:pPr>
+      <w:r>
+        <w:rPr>
+          <w:b w:val="0"/>
+        </w:rPr>
+        <w:t>Next week a nearest-neighbour method will predict by comparing examples instead of following learned questions.</w:t>
+      </w:r>
+    </w:p>
+    <w:p>
+      <w:pPr>
+        <w:pStyle w:val="Heading3"/>
+      </w:pPr>
+      <w:r>
         <w:t>A learner says the tree is reliable because near=1 has only blocked training labels. Rewrite this claim using the leaf evidence, validation score and one limitation.</w:t>
       </w:r>
     </w:p>
@@ -2553,16 +4102,39 @@
     </w:p>
     <w:p>
       <w:r>
+        <w:t>Practise Decision Trees with support, then explain the deciding step in your own words.</w:t>
+      </w:r>
+    </w:p>
+    <w:p>
+      <w:pPr>
+        <w:spacing w:line="336" w:lineRule="auto" w:after="180"/>
+      </w:pPr>
+      <w:r>
+        <w:rPr>
+          <w:b/>
+        </w:rPr>
         <w:t>LOGIC STUDIO</w:t>
       </w:r>
     </w:p>
     <w:p>
-      <w:r>
+      <w:pPr>
+        <w:spacing w:line="336" w:lineRule="auto" w:after="180"/>
+      </w:pPr>
+      <w:r>
+        <w:rPr>
+          <w:b w:val="0"/>
+        </w:rPr>
         <w:t>Trace Before You Run</w:t>
       </w:r>
     </w:p>
     <w:p>
-      <w:r>
+      <w:pPr>
+        <w:spacing w:line="336" w:lineRule="auto" w:after="180"/>
+      </w:pPr>
+      <w:r>
+        <w:rPr>
+          <w:b w:val="0"/>
+        </w:rPr>
         <w:t>Block code, pseudocode, tables, and diagrams are different ways to expose the same reasoning.</w:t>
       </w:r>
     </w:p>
@@ -2603,8 +4175,26 @@
       </w:r>
     </w:p>
     <w:p>
-      <w:r>
-        <w:t>SET evidence_record</w:t>
+      <w:pPr>
+        <w:spacing w:line="336" w:lineRule="auto" w:after="180"/>
+      </w:pPr>
+      <w:r>
+        <w:rPr>
+          <w:b w:val="0"/>
+        </w:rPr>
+        <w:t xml:space="preserve">SET </w:t>
+      </w:r>
+      <w:r>
+        <w:rPr>
+          <w:b/>
+        </w:rPr>
+        <w:t>evidence</w:t>
+      </w:r>
+      <w:r>
+        <w:rPr>
+          <w:b w:val="0"/>
+        </w:rPr>
+        <w:t>_record</w:t>
         <w:br/>
         <w:t>PREDICT expected_result</w:t>
         <w:br/>
@@ -2618,8 +4208,27 @@
       </w:r>
     </w:p>
     <w:p>
-      <w:r>
-        <w:t>Trace one input. Which line changes the state or chooses a path?</w:t>
+      <w:pPr>
+        <w:spacing w:line="336" w:lineRule="auto" w:after="180"/>
+        <w:shd w:fill="F5F1FB"/>
+      </w:pPr>
+      <w:r>
+        <w:rPr>
+          <w:b w:val="0"/>
+        </w:rPr>
+        <w:t xml:space="preserve">Trace one </w:t>
+      </w:r>
+      <w:r>
+        <w:rPr>
+          <w:b/>
+        </w:rPr>
+        <w:t>input</w:t>
+      </w:r>
+      <w:r>
+        <w:rPr>
+          <w:b w:val="0"/>
+        </w:rPr>
+        <w:t>. Which line changes the state or chooses a path?</w:t>
       </w:r>
     </w:p>
     <w:p>
@@ -2664,13 +4273,143 @@
       </w:r>
     </w:p>
     <w:p>
-      <w:r>
-        <w:t>Do not assume near=1 must always predict blocked. If a new training set gives that branch a clear majority, this same learner will store clear there. A feature name is not the answer. Use the training labels belonging to that branch.</w:t>
-      </w:r>
-    </w:p>
-    <w:p>
-      <w:r>
-        <w:t>Adding more questions can fit finer training details but does not guarantee better new-case performance. Record any depth choice made during development, and keep final test data separate. A leaf majority describes this training group; it is not a promise about every future example.</w:t>
+      <w:pPr>
+        <w:spacing w:line="336" w:lineRule="auto" w:after="180"/>
+      </w:pPr>
+      <w:r>
+        <w:rPr>
+          <w:b w:val="0"/>
+        </w:rPr>
+        <w:t xml:space="preserve">Do not assume near=1 must always predict blocked. If a new </w:t>
+      </w:r>
+      <w:r>
+        <w:rPr>
+          <w:b/>
+        </w:rPr>
+        <w:t>training</w:t>
+      </w:r>
+      <w:r>
+        <w:rPr>
+          <w:b w:val="0"/>
+        </w:rPr>
+        <w:t xml:space="preserve"> set gives that </w:t>
+      </w:r>
+      <w:r>
+        <w:rPr>
+          <w:b/>
+        </w:rPr>
+        <w:t>branch</w:t>
+      </w:r>
+      <w:r>
+        <w:rPr>
+          <w:b w:val="0"/>
+        </w:rPr>
+        <w:t xml:space="preserve"> a clear majority, this same learner will store clear there. A feature name is not the answer.</w:t>
+      </w:r>
+    </w:p>
+    <w:p>
+      <w:pPr>
+        <w:spacing w:line="336" w:lineRule="auto" w:after="180"/>
+      </w:pPr>
+      <w:r>
+        <w:rPr>
+          <w:b w:val="0"/>
+        </w:rPr>
+        <w:t xml:space="preserve">Use the </w:t>
+      </w:r>
+      <w:r>
+        <w:rPr>
+          <w:b/>
+        </w:rPr>
+        <w:t>training</w:t>
+      </w:r>
+      <w:r>
+        <w:rPr>
+          <w:b w:val="0"/>
+        </w:rPr>
+        <w:t xml:space="preserve"> labels belonging to that </w:t>
+      </w:r>
+      <w:r>
+        <w:rPr>
+          <w:b/>
+        </w:rPr>
+        <w:t>branch</w:t>
+      </w:r>
+      <w:r>
+        <w:rPr>
+          <w:b w:val="0"/>
+        </w:rPr>
+        <w:t>.</w:t>
+      </w:r>
+    </w:p>
+    <w:p>
+      <w:pPr>
+        <w:spacing w:line="336" w:lineRule="auto" w:after="180"/>
+      </w:pPr>
+      <w:r>
+        <w:rPr>
+          <w:b w:val="0"/>
+        </w:rPr>
+        <w:t xml:space="preserve">Adding more questions can fit finer </w:t>
+      </w:r>
+      <w:r>
+        <w:rPr>
+          <w:b/>
+        </w:rPr>
+        <w:t>training</w:t>
+      </w:r>
+      <w:r>
+        <w:rPr>
+          <w:b w:val="0"/>
+        </w:rPr>
+        <w:t xml:space="preserve"> details but does not guarantee better new-case performance. Record any </w:t>
+      </w:r>
+      <w:r>
+        <w:rPr>
+          <w:b/>
+        </w:rPr>
+        <w:t>depth</w:t>
+      </w:r>
+      <w:r>
+        <w:rPr>
+          <w:b w:val="0"/>
+        </w:rPr>
+        <w:t xml:space="preserve"> choice made during development, and keep final test data separate.</w:t>
+      </w:r>
+    </w:p>
+    <w:p>
+      <w:pPr>
+        <w:spacing w:line="336" w:lineRule="auto" w:after="180"/>
+      </w:pPr>
+      <w:r>
+        <w:rPr>
+          <w:b w:val="0"/>
+        </w:rPr>
+        <w:t xml:space="preserve">A </w:t>
+      </w:r>
+      <w:r>
+        <w:rPr>
+          <w:b/>
+        </w:rPr>
+        <w:t>leaf</w:t>
+      </w:r>
+      <w:r>
+        <w:rPr>
+          <w:b w:val="0"/>
+        </w:rPr>
+        <w:t xml:space="preserve"> majority describes this </w:t>
+      </w:r>
+      <w:r>
+        <w:rPr>
+          <w:b/>
+        </w:rPr>
+        <w:t>training</w:t>
+      </w:r>
+      <w:r>
+        <w:rPr>
+          <w:b w:val="0"/>
+        </w:rPr>
+        <w:t xml:space="preserve"> group; it is not a promise about every future example.</w:t>
       </w:r>
     </w:p>
     <w:p>
@@ -2682,8 +4421,50 @@
       </w:r>
     </w:p>
     <w:p>
-      <w:r>
-        <w:t>Use workbook W2 for the connected example “Fitting a decision tree”. First fill the input and rule boxes. Try the middle steps before asking for a hint. After a hint, try the next step yourself.</w:t>
+      <w:pPr>
+        <w:spacing w:line="336" w:lineRule="auto" w:after="180"/>
+      </w:pPr>
+      <w:r>
+        <w:rPr>
+          <w:b w:val="0"/>
+        </w:rPr>
+        <w:t>Use workbook W2 for the connected example “</w:t>
+      </w:r>
+      <w:r>
+        <w:rPr>
+          <w:b/>
+        </w:rPr>
+        <w:t>Fitting</w:t>
+      </w:r>
+      <w:r>
+        <w:rPr>
+          <w:b w:val="0"/>
+        </w:rPr>
+        <w:t xml:space="preserve"> a </w:t>
+      </w:r>
+      <w:r>
+        <w:rPr>
+          <w:b/>
+        </w:rPr>
+        <w:t>decision tree</w:t>
+      </w:r>
+      <w:r>
+        <w:rPr>
+          <w:b w:val="0"/>
+        </w:rPr>
+        <w:t xml:space="preserve">”. First fill the </w:t>
+      </w:r>
+      <w:r>
+        <w:rPr>
+          <w:b/>
+        </w:rPr>
+        <w:t>input</w:t>
+      </w:r>
+      <w:r>
+        <w:rPr>
+          <w:b w:val="0"/>
+        </w:rPr>
+        <w:t xml:space="preserve"> and rule boxes. Try the middle steps before asking for a hint. After a hint, try the next step yourself.</w:t>
       </w:r>
     </w:p>
     <w:tbl>
@@ -2766,7 +4547,13 @@
       </w:tr>
     </w:tbl>
     <w:p>
-      <w:r>
+      <w:pPr>
+        <w:spacing w:line="336" w:lineRule="auto" w:after="180"/>
+      </w:pPr>
+      <w:r>
+        <w:rPr>
+          <w:b w:val="0"/>
+        </w:rPr>
         <w:t>Explain your trace to a partner. Your partner points to one step to check. Swap roles on the next case. Each person writes their own explanation.</w:t>
       </w:r>
     </w:p>
@@ -2779,12 +4566,71 @@
       </w:r>
     </w:p>
     <w:p>
-      <w:r>
-        <w:t>Use the worked case for Fitting a decision tree. Proposed explanation: “A near branch must predict blocked”. Decide whether this explanation is supported. Point to the step or supplied fact that decides; explain your repair if needed.</w:t>
-      </w:r>
-    </w:p>
-    <w:p>
-      <w:r>
+      <w:pPr>
+        <w:spacing w:line="336" w:lineRule="auto" w:after="180"/>
+      </w:pPr>
+      <w:r>
+        <w:rPr>
+          <w:b w:val="0"/>
+        </w:rPr>
+        <w:t xml:space="preserve">Use the worked case for </w:t>
+      </w:r>
+      <w:r>
+        <w:rPr>
+          <w:b/>
+        </w:rPr>
+        <w:t>Fitting</w:t>
+      </w:r>
+      <w:r>
+        <w:rPr>
+          <w:b w:val="0"/>
+        </w:rPr>
+        <w:t xml:space="preserve"> a </w:t>
+      </w:r>
+      <w:r>
+        <w:rPr>
+          <w:b/>
+        </w:rPr>
+        <w:t>decision tree</w:t>
+      </w:r>
+      <w:r>
+        <w:rPr>
+          <w:b w:val="0"/>
+        </w:rPr>
+        <w:t xml:space="preserve">. Proposed explanation: “A near </w:t>
+      </w:r>
+      <w:r>
+        <w:rPr>
+          <w:b/>
+        </w:rPr>
+        <w:t>branch</w:t>
+      </w:r>
+      <w:r>
+        <w:rPr>
+          <w:b w:val="0"/>
+        </w:rPr>
+        <w:t xml:space="preserve"> must predict blocked”. Decide whether this explanation is supported.</w:t>
+      </w:r>
+    </w:p>
+    <w:p>
+      <w:pPr>
+        <w:spacing w:line="336" w:lineRule="auto" w:after="180"/>
+      </w:pPr>
+      <w:r>
+        <w:rPr>
+          <w:b w:val="0"/>
+        </w:rPr>
+        <w:t>Point to the step or supplied fact that decides; explain your repair if needed.</w:t>
+      </w:r>
+    </w:p>
+    <w:p>
+      <w:pPr>
+        <w:spacing w:line="336" w:lineRule="auto" w:after="180"/>
+      </w:pPr>
+      <w:r>
+        <w:rPr>
+          <w:b w:val="0"/>
+        </w:rPr>
         <w:t>Answer on your own before discussion. If you are unsure, say which step you need help with.</w:t>
       </w:r>
     </w:p>
@@ -2797,8 +4643,27 @@
       </w:r>
     </w:p>
     <w:p>
-      <w:r>
-        <w:t>Why does changing colour alone not change this tree’s prediction?</w:t>
+      <w:pPr>
+        <w:spacing w:line="336" w:lineRule="auto" w:after="180"/>
+        <w:shd w:fill="F5F1FB"/>
+      </w:pPr>
+      <w:r>
+        <w:rPr>
+          <w:b w:val="0"/>
+        </w:rPr>
+        <w:t xml:space="preserve">Why does changing colour alone not change this tree’s </w:t>
+      </w:r>
+      <w:r>
+        <w:rPr>
+          <w:b/>
+        </w:rPr>
+        <w:t>prediction</w:t>
+      </w:r>
+      <w:r>
+        <w:rPr>
+          <w:b w:val="0"/>
+        </w:rPr>
+        <w:t>?</w:t>
       </w:r>
     </w:p>
     <w:p>
@@ -2830,7 +4695,13 @@
       </w:r>
     </w:p>
     <w:p>
-      <w:r>
+      <w:pPr>
+        <w:spacing w:line="336" w:lineRule="auto" w:after="180"/>
+      </w:pPr>
+      <w:r>
+        <w:rPr>
+          <w:b w:val="0"/>
+        </w:rPr>
         <w:t>This is supported practice. Keep the separately named independent case for an attempt before feedback.</w:t>
       </w:r>
     </w:p>
@@ -2844,16 +4715,45 @@
     </w:p>
     <w:p>
       <w:r>
-        <w:t>EVIDENCE LAB</w:t>
-      </w:r>
-    </w:p>
-    <w:p>
-      <w:r>
+        <w:t>Investigate Decision Trees. Record the prediction, actual observation or labelled paper trace, explanation and next test separately.</w:t>
+      </w:r>
+    </w:p>
+    <w:p>
+      <w:pPr>
+        <w:spacing w:line="336" w:lineRule="auto" w:after="180"/>
+      </w:pPr>
+      <w:r>
+        <w:rPr>
+          <w:b/>
+        </w:rPr>
+        <w:t>EVIDENCE</w:t>
+      </w:r>
+      <w:r>
+        <w:rPr>
+          <w:b/>
+        </w:rPr>
+        <w:t xml:space="preserve"> LAB</w:t>
+      </w:r>
+    </w:p>
+    <w:p>
+      <w:pPr>
+        <w:spacing w:line="336" w:lineRule="auto" w:after="180"/>
+      </w:pPr>
+      <w:r>
+        <w:rPr>
+          <w:b w:val="0"/>
+        </w:rPr>
         <w:t>Predict → Test → Record → Explain</w:t>
       </w:r>
     </w:p>
     <w:p>
-      <w:r>
+      <w:pPr>
+        <w:spacing w:line="336" w:lineRule="auto" w:after="180"/>
+      </w:pPr>
+      <w:r>
+        <w:rPr>
+          <w:b w:val="0"/>
+        </w:rPr>
         <w:t>Keep expected and actual results separate. Surprises are useful data when recorded honestly.</w:t>
       </w:r>
     </w:p>
@@ -2894,7 +4794,13 @@
       </w:r>
     </w:p>
     <w:p>
-      <w:r>
+      <w:pPr>
+        <w:spacing w:line="336" w:lineRule="auto" w:after="180"/>
+      </w:pPr>
+      <w:r>
+        <w:rPr>
+          <w:b w:val="0"/>
+        </w:rPr>
         <w:t>Choose yes/no questions, build a tree for eight cards, count questions per card, and exchange trees for an unseen trace test.</w:t>
       </w:r>
     </w:p>
@@ -3144,7 +5050,14 @@
       </w:tr>
     </w:tbl>
     <w:p>
-      <w:r>
+      <w:pPr>
+        <w:spacing w:line="336" w:lineRule="auto" w:after="180"/>
+        <w:shd w:fill="F5F1FB"/>
+      </w:pPr>
+      <w:r>
+        <w:rPr>
+          <w:b w:val="0"/>
+        </w:rPr>
         <w:t>What did the hardest test teach you that the normal test did not?</w:t>
       </w:r>
     </w:p>
@@ -3190,7 +5103,13 @@
       </w:r>
     </w:p>
     <w:p>
-      <w:r>
+      <w:pPr>
+        <w:spacing w:line="336" w:lineRule="auto" w:after="180"/>
+      </w:pPr>
+      <w:r>
+        <w:rPr>
+          <w:b w:val="0"/>
+        </w:rPr>
         <w:t>Before trying: what do I expect, and why? While trying: which step could first go wrong? Afterwards: what did I actually observe, and what should change? Keep “not run” if you only traced the procedure.</w:t>
       </w:r>
     </w:p>
@@ -3204,17 +5123,52 @@
     </w:p>
     <w:p>
       <w:r>
+        <w:t>Move from recall to tracing, diagnosis and transfer in Decision Trees. Explain why each step is justified.</w:t>
+      </w:r>
+    </w:p>
+    <w:p>
+      <w:pPr>
+        <w:spacing w:line="336" w:lineRule="auto" w:after="180"/>
+      </w:pPr>
+      <w:r>
+        <w:rPr>
+          <w:b/>
+        </w:rPr>
         <w:t>MASTERY</w:t>
       </w:r>
     </w:p>
     <w:p>
-      <w:r>
+      <w:pPr>
+        <w:spacing w:line="336" w:lineRule="auto" w:after="180"/>
+      </w:pPr>
+      <w:r>
+        <w:rPr>
+          <w:b w:val="0"/>
+        </w:rPr>
         <w:t>From Knowing the Word to Owning the Idea</w:t>
       </w:r>
     </w:p>
     <w:p>
-      <w:r>
-        <w:t>Move upward only when you can produce evidence without copying the worked example.</w:t>
+      <w:pPr>
+        <w:spacing w:line="336" w:lineRule="auto" w:after="180"/>
+      </w:pPr>
+      <w:r>
+        <w:rPr>
+          <w:b w:val="0"/>
+        </w:rPr>
+        <w:t xml:space="preserve">Move upward only when you can produce </w:t>
+      </w:r>
+      <w:r>
+        <w:rPr>
+          <w:b/>
+        </w:rPr>
+        <w:t>evidence</w:t>
+      </w:r>
+      <w:r>
+        <w:rPr>
+          <w:b w:val="0"/>
+        </w:rPr>
+        <w:t xml:space="preserve"> without copying the worked example.</w:t>
       </w:r>
     </w:p>
     <w:p>
@@ -3254,33 +5208,105 @@
       </w:r>
     </w:p>
     <w:p>
-      <w:r>
+      <w:pPr>
+        <w:spacing w:line="336" w:lineRule="auto" w:after="180"/>
+      </w:pPr>
+      <w:r>
+        <w:rPr>
+          <w:b w:val="0"/>
+        </w:rPr>
         <w:t>1 • NAME: Define the concept without repeating the textbook.</w:t>
       </w:r>
     </w:p>
     <w:p>
-      <w:r>
-        <w:t>2 • TRACE: Show the information, state, branch, calculation, or evidence path.</w:t>
-      </w:r>
-    </w:p>
-    <w:p>
-      <w:r>
+      <w:pPr>
+        <w:spacing w:line="336" w:lineRule="auto" w:after="180"/>
+      </w:pPr>
+      <w:r>
+        <w:rPr>
+          <w:b w:val="0"/>
+        </w:rPr>
+        <w:t xml:space="preserve">2 • TRACE: Show the information, state, </w:t>
+      </w:r>
+      <w:r>
+        <w:rPr>
+          <w:b/>
+        </w:rPr>
+        <w:t>branch</w:t>
+      </w:r>
+      <w:r>
+        <w:rPr>
+          <w:b w:val="0"/>
+        </w:rPr>
+        <w:t xml:space="preserve">, calculation, or </w:t>
+      </w:r>
+      <w:r>
+        <w:rPr>
+          <w:b/>
+        </w:rPr>
+        <w:t>evidence</w:t>
+      </w:r>
+      <w:r>
+        <w:rPr>
+          <w:b w:val="0"/>
+        </w:rPr>
+        <w:t xml:space="preserve"> path.</w:t>
+      </w:r>
+    </w:p>
+    <w:p>
+      <w:pPr>
+        <w:spacing w:line="336" w:lineRule="auto" w:after="180"/>
+      </w:pPr>
+      <w:r>
+        <w:rPr>
+          <w:b w:val="0"/>
+        </w:rPr>
         <w:t>3 • APPLY: Solve a different example independently.</w:t>
       </w:r>
     </w:p>
     <w:p>
-      <w:r>
+      <w:pPr>
+        <w:spacing w:line="336" w:lineRule="auto" w:after="180"/>
+      </w:pPr>
+      <w:r>
+        <w:rPr>
+          <w:b w:val="0"/>
+        </w:rPr>
         <w:t>4 • CHALLENGE: Find a boundary case, counterexample, or unfair outcome.</w:t>
       </w:r>
     </w:p>
     <w:p>
-      <w:r>
+      <w:pPr>
+        <w:spacing w:line="336" w:lineRule="auto" w:after="180"/>
+      </w:pPr>
+      <w:r>
+        <w:rPr>
+          <w:b w:val="0"/>
+        </w:rPr>
         <w:t>5 • EXPLAIN LIMITS: Say when the result should not be trusted or used alone.</w:t>
       </w:r>
     </w:p>
     <w:p>
-      <w:r>
-        <w:t>My strongest evidence of independent understanding:</w:t>
+      <w:pPr>
+        <w:spacing w:line="336" w:lineRule="auto" w:after="180"/>
+      </w:pPr>
+      <w:r>
+        <w:rPr>
+          <w:b w:val="0"/>
+        </w:rPr>
+        <w:t xml:space="preserve">My strongest </w:t>
+      </w:r>
+      <w:r>
+        <w:rPr>
+          <w:b/>
+        </w:rPr>
+        <w:t>evidence</w:t>
+      </w:r>
+      <w:r>
+        <w:rPr>
+          <w:b w:val="0"/>
+        </w:rPr>
+        <w:t xml:space="preserve"> of independent understanding:</w:t>
       </w:r>
     </w:p>
     <w:p>
@@ -3326,16 +5352,39 @@
     </w:p>
     <w:p>
       <w:r>
+        <w:t>Apply this week’s idea to Transparent Book Recommender. Keep an annotated decision and the evidence supporting it.</w:t>
+      </w:r>
+    </w:p>
+    <w:p>
+      <w:pPr>
+        <w:spacing w:line="336" w:lineRule="auto" w:after="180"/>
+      </w:pPr>
+      <w:r>
+        <w:rPr>
+          <w:b/>
+        </w:rPr>
         <w:t>CUMULATIVE PROJECT</w:t>
       </w:r>
     </w:p>
     <w:p>
-      <w:r>
+      <w:pPr>
+        <w:spacing w:line="336" w:lineRule="auto" w:after="180"/>
+      </w:pPr>
+      <w:r>
+        <w:rPr>
+          <w:b w:val="0"/>
+        </w:rPr>
         <w:t>Transparent Book Recommender</w:t>
       </w:r>
     </w:p>
     <w:p>
-      <w:r>
+      <w:pPr>
+        <w:spacing w:line="336" w:lineRule="auto" w:after="180"/>
+      </w:pPr>
+      <w:r>
+        <w:rPr>
+          <w:b w:val="0"/>
+        </w:rPr>
         <w:t>Every week adds one inspectable piece. The system must show how it reached a result.</w:t>
       </w:r>
     </w:p>
@@ -3376,17 +5425,63 @@
       </w:r>
     </w:p>
     <w:p>
-      <w:r>
+      <w:pPr>
+        <w:spacing w:line="336" w:lineRule="auto" w:after="180"/>
+      </w:pPr>
+      <w:r>
+        <w:rPr>
+          <w:b w:val="0"/>
+        </w:rPr>
         <w:t>THIS WEEK’S CHECKPOINT  Create a transparent tree for hard constraints before applying preference scores.</w:t>
       </w:r>
     </w:p>
     <w:p>
-      <w:r>
-        <w:t>SYSTEM MAP  Reader need → allowed inputs → transparent rule or score → ranked candidates → explanation → test record → human decision</w:t>
-      </w:r>
-    </w:p>
-    <w:p>
-      <w:r>
+      <w:pPr>
+        <w:pStyle w:val="Heading3"/>
+      </w:pPr>
+      <w:r>
+        <w:t>Trace the system</w:t>
+      </w:r>
+    </w:p>
+    <w:p>
+      <w:pPr>
+        <w:spacing w:line="336" w:lineRule="auto" w:after="180"/>
+        <w:shd w:fill="EDF7F3"/>
+      </w:pPr>
+      <w:r>
+        <w:rPr>
+          <w:b w:val="0"/>
+        </w:rPr>
+        <w:t xml:space="preserve">SYSTEM MAP  Reader need → allowed </w:t>
+      </w:r>
+      <w:r>
+        <w:rPr>
+          <w:b/>
+        </w:rPr>
+        <w:t>input</w:t>
+      </w:r>
+      <w:r>
+        <w:rPr>
+          <w:b w:val="0"/>
+        </w:rPr>
+        <w:t xml:space="preserve">s → transparent rule or score → ranked candidates → explanation → test record → </w:t>
+      </w:r>
+      <w:r>
+        <w:rPr>
+          <w:b/>
+        </w:rPr>
+        <w:t>human decision</w:t>
+      </w:r>
+    </w:p>
+    <w:p>
+      <w:pPr>
+        <w:spacing w:line="336" w:lineRule="auto" w:after="180"/>
+        <w:shd w:fill="F5F1FB"/>
+      </w:pPr>
+      <w:r>
+        <w:rPr>
+          <w:b w:val="0"/>
+        </w:rPr>
         <w:t>What will you add, change, or verify in the project this week?</w:t>
       </w:r>
     </w:p>
@@ -3424,8 +5519,27 @@
       </w:r>
     </w:p>
     <w:p>
-      <w:r>
-        <w:t>What should remain under human control?</w:t>
+      <w:pPr>
+        <w:spacing w:line="336" w:lineRule="auto" w:after="180"/>
+        <w:shd w:fill="F5F1FB"/>
+      </w:pPr>
+      <w:r>
+        <w:rPr>
+          <w:b w:val="0"/>
+        </w:rPr>
+        <w:t xml:space="preserve">What should remain under </w:t>
+      </w:r>
+      <w:r>
+        <w:rPr>
+          <w:b/>
+        </w:rPr>
+        <w:t>human control</w:t>
+      </w:r>
+      <w:r>
+        <w:rPr>
+          <w:b w:val="0"/>
+        </w:rPr>
+        <w:t>?</w:t>
       </w:r>
     </w:p>
     <w:p>
@@ -3462,7 +5576,22 @@
       </w:r>
     </w:p>
     <w:p>
-      <w:r>
+      <w:pPr>
+        <w:pStyle w:val="Heading3"/>
+      </w:pPr>
+      <w:r>
+        <w:t>Responsible design</w:t>
+      </w:r>
+    </w:p>
+    <w:p>
+      <w:pPr>
+        <w:spacing w:line="336" w:lineRule="auto" w:after="180"/>
+        <w:shd w:fill="FFF5E6"/>
+      </w:pPr>
+      <w:r>
+        <w:rPr>
+          <w:b w:val="0"/>
+        </w:rPr>
         <w:t>RESPONSIBLE DESIGN  Collect only necessary information. Show uncertainty and limits. Never confuse a ranking with a fact about a person.</w:t>
       </w:r>
     </w:p>
@@ -3475,8 +5604,38 @@
       </w:r>
     </w:p>
     <w:p>
-      <w:r>
-        <w:t>Fit or hand-specify recommender classification rules transparently, retaining candidate definitions and training-only selection evidence.</w:t>
+      <w:pPr>
+        <w:spacing w:line="336" w:lineRule="auto" w:after="180"/>
+      </w:pPr>
+      <w:r>
+        <w:rPr>
+          <w:b w:val="0"/>
+        </w:rPr>
+        <w:t xml:space="preserve">Fit or hand-specify recommender classification rules transparently, retaining candidate definitions and </w:t>
+      </w:r>
+      <w:r>
+        <w:rPr>
+          <w:b/>
+        </w:rPr>
+        <w:t>training</w:t>
+      </w:r>
+      <w:r>
+        <w:rPr>
+          <w:b w:val="0"/>
+        </w:rPr>
+        <w:t xml:space="preserve">-only selection </w:t>
+      </w:r>
+      <w:r>
+        <w:rPr>
+          <w:b/>
+        </w:rPr>
+        <w:t>evidence</w:t>
+      </w:r>
+      <w:r>
+        <w:rPr>
+          <w:b w:val="0"/>
+        </w:rPr>
+        <w:t>.</w:t>
       </w:r>
     </w:p>
     <w:p>
@@ -3489,16 +5648,48 @@
     </w:p>
     <w:p>
       <w:r>
+        <w:t>Use a genuinely new case for independent evidence. Previously discussed examples remain practice; use the separately named independent case before feedback.</w:t>
+      </w:r>
+    </w:p>
+    <w:p>
+      <w:pPr>
+        <w:pStyle w:val="Heading3"/>
+      </w:pPr>
+      <w:r>
+        <w:t>Independent evidence</w:t>
+      </w:r>
+    </w:p>
+    <w:p>
+      <w:pPr>
+        <w:spacing w:line="336" w:lineRule="auto" w:after="180"/>
+        <w:shd w:fill="FFF5E6"/>
+      </w:pPr>
+      <w:r>
+        <w:rPr>
+          <w:b w:val="0"/>
+        </w:rPr>
         <w:t>INDEPENDENT MASTERY PROOF</w:t>
       </w:r>
     </w:p>
     <w:p>
-      <w:r>
+      <w:pPr>
+        <w:spacing w:line="336" w:lineRule="auto" w:after="180"/>
+      </w:pPr>
+      <w:r>
+        <w:rPr>
+          <w:b w:val="0"/>
+        </w:rPr>
         <w:t>Explain • Transfer • Test • Defend</w:t>
       </w:r>
     </w:p>
     <w:p>
-      <w:r>
+      <w:pPr>
+        <w:spacing w:line="336" w:lineRule="auto" w:after="180"/>
+      </w:pPr>
+      <w:r>
+        <w:rPr>
+          <w:b w:val="0"/>
+        </w:rPr>
         <w:t>Complete this page without copying the worked example. Your reasoning matters more than decoration.</w:t>
       </w:r>
     </w:p>
@@ -3539,12 +5730,34 @@
       </w:r>
     </w:p>
     <w:p>
-      <w:r>
+      <w:pPr>
+        <w:pStyle w:val="Heading3"/>
+      </w:pPr>
+      <w:r>
+        <w:t>Try a more demanding case</w:t>
+      </w:r>
+    </w:p>
+    <w:p>
+      <w:pPr>
+        <w:spacing w:line="336" w:lineRule="auto" w:after="180"/>
+        <w:shd w:fill="F5F1FB"/>
+      </w:pPr>
+      <w:r>
+        <w:rPr>
+          <w:b w:val="0"/>
+        </w:rPr>
         <w:t>CHALLENGE  Build a tree that identifies eight mystery animals.</w:t>
       </w:r>
     </w:p>
     <w:p>
-      <w:r>
+      <w:pPr>
+        <w:spacing w:line="336" w:lineRule="auto" w:after="180"/>
+        <w:shd w:fill="F4F9FC"/>
+      </w:pPr>
+      <w:r>
+        <w:rPr>
+          <w:b w:val="0"/>
+        </w:rPr>
         <w:t>1. My fresh example, trace, calculation, or design:</w:t>
       </w:r>
     </w:p>
@@ -3582,8 +5795,27 @@
       </w:r>
     </w:p>
     <w:p>
-      <w:r>
-        <w:t>2. My evidence that it works (include a boundary or missing-data case):</w:t>
+      <w:pPr>
+        <w:spacing w:line="336" w:lineRule="auto" w:after="180"/>
+        <w:shd w:fill="F4F9FC"/>
+      </w:pPr>
+      <w:r>
+        <w:rPr>
+          <w:b w:val="0"/>
+        </w:rPr>
+        <w:t xml:space="preserve">2. My </w:t>
+      </w:r>
+      <w:r>
+        <w:rPr>
+          <w:b/>
+        </w:rPr>
+        <w:t>evidence</w:t>
+      </w:r>
+      <w:r>
+        <w:rPr>
+          <w:b w:val="0"/>
+        </w:rPr>
+        <w:t xml:space="preserve"> that it works (include a boundary or missing-data case):</w:t>
       </w:r>
     </w:p>
     <w:p>
@@ -3620,7 +5852,14 @@
       </w:r>
     </w:p>
     <w:p>
-      <w:r>
+      <w:pPr>
+        <w:spacing w:line="336" w:lineRule="auto" w:after="180"/>
+        <w:shd w:fill="F4F9FC"/>
+      </w:pPr>
+      <w:r>
+        <w:rPr>
+          <w:b w:val="0"/>
+        </w:rPr>
         <w:t>3. One limitation, fairness concern, or situation needing human review:</w:t>
       </w:r>
     </w:p>
@@ -3658,8 +5897,47 @@
       </w:r>
     </w:p>
     <w:p>
-      <w:r>
-        <w:t>SELF-CHECK  □ I explained the mechanism  □ I used evidence  □ I tested a fresh case  □ I named a limitation  □ I can answer ‘why?’</w:t>
+      <w:pPr>
+        <w:pStyle w:val="Heading3"/>
+      </w:pPr>
+      <w:r>
+        <w:t>Check your explanation</w:t>
+      </w:r>
+    </w:p>
+    <w:p>
+      <w:pPr>
+        <w:spacing w:line="336" w:lineRule="auto" w:after="180"/>
+        <w:shd w:fill="F5F1FB"/>
+      </w:pPr>
+      <w:r>
+        <w:rPr>
+          <w:b w:val="0"/>
+        </w:rPr>
+        <w:t xml:space="preserve">SELF-CHECK  □ I explained the </w:t>
+      </w:r>
+      <w:r>
+        <w:rPr>
+          <w:b/>
+        </w:rPr>
+        <w:t>mechanism</w:t>
+      </w:r>
+      <w:r>
+        <w:rPr>
+          <w:b w:val="0"/>
+        </w:rPr>
+        <w:t xml:space="preserve">  □ I used </w:t>
+      </w:r>
+      <w:r>
+        <w:rPr>
+          <w:b/>
+        </w:rPr>
+        <w:t>evidence</w:t>
+      </w:r>
+      <w:r>
+        <w:rPr>
+          <w:b w:val="0"/>
+        </w:rPr>
+        <w:t xml:space="preserve">  □ I tested a fresh case  □ I named a limitation  □ I can answer ‘why?’</w:t>
       </w:r>
     </w:p>
     <w:p>
@@ -3671,6 +5949,11 @@
       </w:r>
     </w:p>
     <w:p>
+      <w:r>
+        <w:t>Revisit the complete Decision Trees case for supported practice. Repeated examples do not become fresh assessments.</w:t>
+      </w:r>
+    </w:p>
+    <w:p>
       <w:pPr>
         <w:pStyle w:val="Heading3"/>
       </w:pPr>
@@ -3679,7 +5962,13 @@
       </w:r>
     </w:p>
     <w:p>
-      <w:r>
+      <w:pPr>
+        <w:spacing w:line="336" w:lineRule="auto" w:after="180"/>
+      </w:pPr>
+      <w:r>
+        <w:rPr>
+          <w:b w:val="0"/>
+        </w:rPr>
         <w:t>Use the supplied details to practise the weekly concept before attempting the independent question. This case extends the illustrated lesson.</w:t>
       </w:r>
     </w:p>
@@ -3692,7 +5981,13 @@
       </w:r>
     </w:p>
     <w:p>
-      <w:r>
+      <w:pPr>
+        <w:spacing w:line="336" w:lineRule="auto" w:after="180"/>
+      </w:pPr>
+      <w:r>
+        <w:rPr>
+          <w:b w:val="0"/>
+        </w:rPr>
         <w:t>First ask animal book? If no, Other. If yes, ask pages&lt;100; yes gives Short Animal, no gives Longer Animal.</w:t>
       </w:r>
     </w:p>
@@ -3705,7 +6000,13 @@
       </w:r>
     </w:p>
     <w:p>
-      <w:r>
+      <w:pPr>
+        <w:spacing w:line="336" w:lineRule="auto" w:after="180"/>
+      </w:pPr>
+      <w:r>
+        <w:rPr>
+          <w:b w:val="0"/>
+        </w:rPr>
         <w:t>Trace 90-page animal and science books.</w:t>
       </w:r>
     </w:p>
@@ -3718,7 +6019,13 @@
       </w:r>
     </w:p>
     <w:p>
-      <w:r>
+      <w:pPr>
+        <w:spacing w:line="336" w:lineRule="auto" w:after="180"/>
+      </w:pPr>
+      <w:r>
+        <w:rPr>
+          <w:b w:val="0"/>
+        </w:rPr>
         <w:t>The animal book reaches Short Animal; science reaches Other after the first question.</w:t>
       </w:r>
     </w:p>
@@ -3731,7 +6038,14 @@
       </w:r>
     </w:p>
     <w:p>
-      <w:r>
+      <w:pPr>
+        <w:spacing w:line="336" w:lineRule="auto" w:after="180"/>
+        <w:shd w:fill="F5F1FB"/>
+      </w:pPr>
+      <w:r>
+        <w:rPr>
+          <w:b w:val="0"/>
+        </w:rPr>
         <w:t>Which detail supports the answer, and why does it matter?</w:t>
       </w:r>
     </w:p>
@@ -3887,17 +6201,35 @@
       </w:tr>
     </w:tbl>
     <w:p>
-      <w:r>
+      <w:pPr>
+        <w:spacing w:line="336" w:lineRule="auto" w:after="180"/>
+      </w:pPr>
+      <w:r>
+        <w:rPr>
+          <w:b w:val="0"/>
+        </w:rPr>
         <w:t>First ask animal book? If no, Other. If yes, ask pages&lt;100; yes gives Short Animal, no gives Longer Animal.</w:t>
       </w:r>
     </w:p>
     <w:p>
-      <w:r>
+      <w:pPr>
+        <w:spacing w:line="336" w:lineRule="auto" w:after="180"/>
+      </w:pPr>
+      <w:r>
+        <w:rPr>
+          <w:b w:val="0"/>
+        </w:rPr>
         <w:t>Trace 90-page animal and science books.</w:t>
       </w:r>
     </w:p>
     <w:p>
-      <w:r>
+      <w:pPr>
+        <w:spacing w:line="336" w:lineRule="auto" w:after="180"/>
+      </w:pPr>
+      <w:r>
+        <w:rPr>
+          <w:b w:val="0"/>
+        </w:rPr>
         <w:t>The animal book reaches Short Animal; science reaches Other after the first question.</w:t>
       </w:r>
     </w:p>
@@ -3910,6 +6242,11 @@
       </w:r>
     </w:p>
     <w:p>
+      <w:r>
+        <w:t>Attempt the reserved new case before feedback. Record support; the earlier examples below remain additional practice.</w:t>
+      </w:r>
+    </w:p>
+    <w:p>
       <w:pPr>
         <w:pStyle w:val="Heading3"/>
       </w:pPr>
@@ -3918,8 +6255,61 @@
       </w:r>
     </w:p>
     <w:p>
-      <w:r>
-        <w:t>New training rows (near,tall,label) are (1,0,clear),(1,1,clear),(1,0,clear),(0,1,blocked),(0,0,blocked),(0,1,clear). Use the same candidate order and tie policies. Give both candidates’ leaves and errors, then select the tree. Validation rows are (1,1,clear),(0,0,blocked),(0,1,clear),(1,0,blocked). List tree predictions and compare accuracy with the training-majority baseline.</w:t>
+      <w:pPr>
+        <w:spacing w:line="336" w:lineRule="auto" w:after="180"/>
+      </w:pPr>
+      <w:r>
+        <w:rPr>
+          <w:b w:val="0"/>
+        </w:rPr>
+        <w:t xml:space="preserve">New </w:t>
+      </w:r>
+      <w:r>
+        <w:rPr>
+          <w:b/>
+        </w:rPr>
+        <w:t>training</w:t>
+      </w:r>
+      <w:r>
+        <w:rPr>
+          <w:b w:val="0"/>
+        </w:rPr>
+        <w:t xml:space="preserve"> rows (near,tall,label) are (1,0,clear),(1,1,clear),(1,0,clear),(0,1,blocked),(0,0,blocked),(0,1,clear). Use the same candidate order and tie policies. Give both candidates’ leaves and errors, then select the tree.</w:t>
+      </w:r>
+    </w:p>
+    <w:p>
+      <w:pPr>
+        <w:spacing w:line="336" w:lineRule="auto" w:after="180"/>
+      </w:pPr>
+      <w:r>
+        <w:rPr>
+          <w:b w:val="0"/>
+        </w:rPr>
+        <w:t xml:space="preserve">Validation rows are (1,1,clear),(0,0,blocked),(0,1,clear),(1,0,blocked). List tree </w:t>
+      </w:r>
+      <w:r>
+        <w:rPr>
+          <w:b/>
+        </w:rPr>
+        <w:t>prediction</w:t>
+      </w:r>
+      <w:r>
+        <w:rPr>
+          <w:b w:val="0"/>
+        </w:rPr>
+        <w:t xml:space="preserve">s and compare accuracy with the </w:t>
+      </w:r>
+      <w:r>
+        <w:rPr>
+          <w:b/>
+        </w:rPr>
+        <w:t>training</w:t>
+      </w:r>
+      <w:r>
+        <w:rPr>
+          <w:b w:val="0"/>
+        </w:rPr>
+        <w:t>-majority baseline.</w:t>
       </w:r>
     </w:p>
     <w:p>
@@ -3966,7 +6356,13 @@
       </w:r>
     </w:p>
     <w:p>
-      <w:r>
+      <w:pPr>
+        <w:spacing w:line="336" w:lineRule="auto" w:after="180"/>
+      </w:pPr>
+      <w:r>
+        <w:rPr>
+          <w:b w:val="0"/>
+        </w:rPr>
         <w:t>Attempt this case before feedback. Record any help. Earlier examples below are further practice; a case already practised with feedback cannot establish fresh transfer.</w:t>
       </w:r>
     </w:p>
@@ -3979,18 +6375,42 @@
       </w:r>
     </w:p>
     <w:p>
-      <w:r>
+      <w:pPr>
+        <w:spacing w:line="336" w:lineRule="auto" w:after="180"/>
+      </w:pPr>
+      <w:r>
+        <w:rPr>
+          <w:b w:val="0"/>
+        </w:rPr>
         <w:t>Close the worked explanation. Apply the idea to this different question without copying.</w:t>
       </w:r>
     </w:p>
     <w:p>
-      <w:r>
+      <w:pPr>
+        <w:spacing w:line="336" w:lineRule="auto" w:after="180"/>
+      </w:pPr>
+      <w:r>
+        <w:rPr>
+          <w:b w:val="0"/>
+        </w:rPr>
         <w:t>A tree asks topic is space, then pages at most 60. A space book has 70 pages. Trace both answers and explain why you cannot stop at the first question.</w:t>
       </w:r>
     </w:p>
     <w:p>
-      <w:r>
-        <w:t>My answer, with a trace, calculation or supporting evidence</w:t>
+      <w:pPr>
+        <w:spacing w:line="336" w:lineRule="auto" w:after="180"/>
+      </w:pPr>
+      <w:r>
+        <w:rPr>
+          <w:b w:val="0"/>
+        </w:rPr>
+        <w:t xml:space="preserve">My answer, with a trace, calculation or supporting </w:t>
+      </w:r>
+      <w:r>
+        <w:rPr>
+          <w:b/>
+        </w:rPr>
+        <w:t>evidence</w:t>
       </w:r>
     </w:p>
     <w:p>
@@ -4035,13 +6455,37 @@
       </w:r>
     </w:p>
     <w:p>
-      <w:r>
+      <w:pPr>
+        <w:spacing w:line="336" w:lineRule="auto" w:after="180"/>
+      </w:pPr>
+      <w:r>
+        <w:rPr>
+          <w:b w:val="0"/>
+        </w:rPr>
         <w:t>Change one relevant detail. Predict the result before testing. Include a boundary or missing-information case when it helps reveal a limit.</w:t>
       </w:r>
     </w:p>
     <w:p>
-      <w:r>
-        <w:t>My changed input and expected result</w:t>
+      <w:pPr>
+        <w:spacing w:line="336" w:lineRule="auto" w:after="180"/>
+      </w:pPr>
+      <w:r>
+        <w:rPr>
+          <w:b w:val="0"/>
+        </w:rPr>
+        <w:t xml:space="preserve">My changed </w:t>
+      </w:r>
+      <w:r>
+        <w:rPr>
+          <w:b/>
+        </w:rPr>
+        <w:t>input</w:t>
+      </w:r>
+      <w:r>
+        <w:rPr>
+          <w:b w:val="0"/>
+        </w:rPr>
+        <w:t xml:space="preserve"> and expected result</w:t>
       </w:r>
     </w:p>
     <w:p>
@@ -4086,13 +6530,37 @@
       </w:r>
     </w:p>
     <w:p>
-      <w:r>
+      <w:pPr>
+        <w:spacing w:line="336" w:lineRule="auto" w:after="180"/>
+      </w:pPr>
+      <w:r>
+        <w:rPr>
+          <w:b w:val="0"/>
+        </w:rPr>
         <w:t>Create a transparent tree for hard constraints before applying preference scores.</w:t>
       </w:r>
     </w:p>
     <w:p>
-      <w:r>
-        <w:t>The evidence I will keep</w:t>
+      <w:pPr>
+        <w:spacing w:line="336" w:lineRule="auto" w:after="180"/>
+      </w:pPr>
+      <w:r>
+        <w:rPr>
+          <w:b w:val="0"/>
+        </w:rPr>
+        <w:t xml:space="preserve">The </w:t>
+      </w:r>
+      <w:r>
+        <w:rPr>
+          <w:b/>
+        </w:rPr>
+        <w:t>evidence</w:t>
+      </w:r>
+      <w:r>
+        <w:rPr>
+          <w:b w:val="0"/>
+        </w:rPr>
+        <w:t xml:space="preserve"> I will keep</w:t>
       </w:r>
     </w:p>
     <w:p>
@@ -4129,8 +6597,26 @@
       </w:r>
     </w:p>
     <w:p>
-      <w:r>
-        <w:t>Your teacher has the independent answer and scoring criteria. Complete the matching workbook week to keep your practice evidence together.</w:t>
+      <w:pPr>
+        <w:spacing w:line="336" w:lineRule="auto" w:after="180"/>
+      </w:pPr>
+      <w:r>
+        <w:rPr>
+          <w:b w:val="0"/>
+        </w:rPr>
+        <w:t xml:space="preserve">Your teacher has the independent answer and scoring criteria. Complete the matching workbook week to keep your practice </w:t>
+      </w:r>
+      <w:r>
+        <w:rPr>
+          <w:b/>
+        </w:rPr>
+        <w:t>evidence</w:t>
+      </w:r>
+      <w:r>
+        <w:rPr>
+          <w:b w:val="0"/>
+        </w:rPr>
+        <w:t xml:space="preserve"> together.</w:t>
       </w:r>
     </w:p>
     <w:p>
@@ -4142,7 +6628,14 @@
       </w:r>
     </w:p>
     <w:p>
-      <w:r>
+      <w:pPr>
+        <w:spacing w:line="336" w:lineRule="auto" w:after="180"/>
+        <w:shd w:fill="F5F1FB"/>
+      </w:pPr>
+      <w:r>
+        <w:rPr>
+          <w:b w:val="0"/>
+        </w:rPr>
         <w:t>Build a tree for science books: first ask science?; then, for yes, pages&lt;=100? Trace science/100 and history/70. What should happen to science with missing pages?</w:t>
       </w:r>
     </w:p>
@@ -4198,8 +6691,25 @@
       </w:r>
     </w:p>
     <w:p>
-      <w:r>
-        <w:t>Attempt the independent case before hints. Record whether you worked alone, used a hint or followed a model. After feedback, fix the first unsupported step and explain why it changed. A later check uses a changed case, not a copied answer.</w:t>
+      <w:pPr>
+        <w:spacing w:line="336" w:lineRule="auto" w:after="180"/>
+      </w:pPr>
+      <w:r>
+        <w:rPr>
+          <w:b w:val="0"/>
+        </w:rPr>
+        <w:t>Attempt the independent case before hints. Record whether you worked alone, used a hint or followed a model. After feedback, fix the first unsupported step and explain why it changed.</w:t>
+      </w:r>
+    </w:p>
+    <w:p>
+      <w:pPr>
+        <w:spacing w:line="336" w:lineRule="auto" w:after="180"/>
+      </w:pPr>
+      <w:r>
+        <w:rPr>
+          <w:b w:val="0"/>
+        </w:rPr>
+        <w:t>A later check uses a changed case, not a copied answer.</w:t>
       </w:r>
     </w:p>
     <w:p>
@@ -4212,6 +6722,17 @@
     </w:p>
     <w:p>
       <w:r>
+        <w:t>Use this map to navigate Decision Trees, connect the goals to tasks and keep one evidence record for each attempt.</w:t>
+      </w:r>
+    </w:p>
+    <w:p>
+      <w:pPr>
+        <w:spacing w:line="336" w:lineRule="auto" w:after="180"/>
+      </w:pPr>
+      <w:r>
+        <w:rPr>
+          <w:b w:val="0"/>
+        </w:rPr>
         <w:t>Start with this question: A fictional toy classifier predicts whether a book needs an illustration label.</w:t>
       </w:r>
     </w:p>
@@ -4318,13 +6839,61 @@
       </w:tr>
     </w:tbl>
     <w:p>
-      <w:r>
-        <w:t>Remember → watch and explain → try with help → investigate → try independently → keep project evidence. Your teacher may spread this lesson across several classes.</w:t>
-      </w:r>
-    </w:p>
-    <w:p>
-      <w:r>
-        <w:t>Keep your first prediction. Compare it with what the evidence shows and explain any change.</w:t>
+      <w:pPr>
+        <w:spacing w:line="336" w:lineRule="auto" w:after="180"/>
+      </w:pPr>
+      <w:r>
+        <w:rPr>
+          <w:b w:val="0"/>
+        </w:rPr>
+        <w:t xml:space="preserve">Remember → watch and explain → try with help → investigate → try independently → keep project </w:t>
+      </w:r>
+      <w:r>
+        <w:rPr>
+          <w:b/>
+        </w:rPr>
+        <w:t>evidence</w:t>
+      </w:r>
+      <w:r>
+        <w:rPr>
+          <w:b w:val="0"/>
+        </w:rPr>
+        <w:t>. Your teacher may spread this lesson across several classes.</w:t>
+      </w:r>
+    </w:p>
+    <w:p>
+      <w:pPr>
+        <w:spacing w:line="336" w:lineRule="auto" w:after="180"/>
+      </w:pPr>
+      <w:r>
+        <w:rPr>
+          <w:b w:val="0"/>
+        </w:rPr>
+        <w:t xml:space="preserve">Keep your first </w:t>
+      </w:r>
+      <w:r>
+        <w:rPr>
+          <w:b/>
+        </w:rPr>
+        <w:t>prediction</w:t>
+      </w:r>
+      <w:r>
+        <w:rPr>
+          <w:b w:val="0"/>
+        </w:rPr>
+        <w:t xml:space="preserve">. Compare it with what the </w:t>
+      </w:r>
+      <w:r>
+        <w:rPr>
+          <w:b/>
+        </w:rPr>
+        <w:t>evidence</w:t>
+      </w:r>
+      <w:r>
+        <w:rPr>
+          <w:b w:val="0"/>
+        </w:rPr>
+        <w:t xml:space="preserve"> shows and explain any change.</w:t>
       </w:r>
     </w:p>
     <w:p>
@@ -4337,7 +6906,66 @@
     </w:p>
     <w:p>
       <w:r>
-        <w:t>Close your notes. Explain this goal in your own words: Fit a root question and leaf predictions from training examples</w:t>
+        <w:t>Explain Decision Trees without notes, identify a remaining question and plan a later check with a changed case.</w:t>
+      </w:r>
+    </w:p>
+    <w:p>
+      <w:pPr>
+        <w:spacing w:line="336" w:lineRule="auto" w:after="180"/>
+      </w:pPr>
+      <w:r>
+        <w:rPr>
+          <w:b w:val="0"/>
+        </w:rPr>
+        <w:t xml:space="preserve">Close your notes. Explain this goal in your own words: Fit a </w:t>
+      </w:r>
+      <w:r>
+        <w:rPr>
+          <w:b/>
+        </w:rPr>
+        <w:t>root</w:t>
+      </w:r>
+      <w:r>
+        <w:rPr>
+          <w:b w:val="0"/>
+        </w:rPr>
+        <w:t xml:space="preserve"> question and </w:t>
+      </w:r>
+      <w:r>
+        <w:rPr>
+          <w:b/>
+        </w:rPr>
+        <w:t>leaf</w:t>
+      </w:r>
+      <w:r>
+        <w:rPr>
+          <w:b w:val="0"/>
+        </w:rPr>
+        <w:t xml:space="preserve"> </w:t>
+      </w:r>
+      <w:r>
+        <w:rPr>
+          <w:b/>
+        </w:rPr>
+        <w:t>prediction</w:t>
+      </w:r>
+      <w:r>
+        <w:rPr>
+          <w:b w:val="0"/>
+        </w:rPr>
+        <w:t xml:space="preserve">s from </w:t>
+      </w:r>
+      <w:r>
+        <w:rPr>
+          <w:b/>
+        </w:rPr>
+        <w:t>training</w:t>
+      </w:r>
+      <w:r>
+        <w:rPr>
+          <w:b w:val="0"/>
+        </w:rPr>
+        <w:t xml:space="preserve"> examples</w:t>
       </w:r>
     </w:p>
     <w:p>
@@ -4374,13 +7002,61 @@
       </w:r>
     </w:p>
     <w:p>
-      <w:r>
-        <w:t>If you are unsure, return to the worked picture and explain one arrow. If you are ready, change an input or assumption and justify your prediction.</w:t>
-      </w:r>
-    </w:p>
-    <w:p>
-      <w:r>
-        <w:t>Save your workbook evidence. At the next review, try a different case before opening your old answer.</w:t>
+      <w:pPr>
+        <w:spacing w:line="336" w:lineRule="auto" w:after="180"/>
+      </w:pPr>
+      <w:r>
+        <w:rPr>
+          <w:b w:val="0"/>
+        </w:rPr>
+        <w:t xml:space="preserve">If you are unsure, return to the worked picture and explain one arrow. If you are ready, change an </w:t>
+      </w:r>
+      <w:r>
+        <w:rPr>
+          <w:b/>
+        </w:rPr>
+        <w:t>input</w:t>
+      </w:r>
+      <w:r>
+        <w:rPr>
+          <w:b w:val="0"/>
+        </w:rPr>
+        <w:t xml:space="preserve"> or assumption and justify your </w:t>
+      </w:r>
+      <w:r>
+        <w:rPr>
+          <w:b/>
+        </w:rPr>
+        <w:t>prediction</w:t>
+      </w:r>
+      <w:r>
+        <w:rPr>
+          <w:b w:val="0"/>
+        </w:rPr>
+        <w:t>.</w:t>
+      </w:r>
+    </w:p>
+    <w:p>
+      <w:pPr>
+        <w:spacing w:line="336" w:lineRule="auto" w:after="180"/>
+      </w:pPr>
+      <w:r>
+        <w:rPr>
+          <w:b w:val="0"/>
+        </w:rPr>
+        <w:t xml:space="preserve">Save your workbook </w:t>
+      </w:r>
+      <w:r>
+        <w:rPr>
+          <w:b/>
+        </w:rPr>
+        <w:t>evidence</w:t>
+      </w:r>
+      <w:r>
+        <w:rPr>
+          <w:b w:val="0"/>
+        </w:rPr>
+        <w:t>. At the next review, try a different case before opening your old answer.</w:t>
       </w:r>
     </w:p>
     <w:p>
@@ -4393,11 +7069,28 @@
     </w:p>
     <w:p>
       <w:r>
+        <w:t>Attempt supported questions before using hints or feedback. Review a missing building block, then keep the completed work.</w:t>
+      </w:r>
+    </w:p>
+    <w:p>
+      <w:pPr>
+        <w:spacing w:line="336" w:lineRule="auto" w:after="180"/>
+      </w:pPr>
+      <w:r>
+        <w:rPr>
+          <w:b w:val="0"/>
+        </w:rPr>
         <w:t>Use this supported practice once, in the browser or on paper. Keep the reserved independent assessment for a separate first attempt before teacher feedback.</w:t>
       </w:r>
     </w:p>
     <w:p>
-      <w:r>
+      <w:pPr>
+        <w:spacing w:line="336" w:lineRule="auto" w:after="180"/>
+      </w:pPr>
+      <w:r>
+        <w:rPr>
+          <w:b w:val="0"/>
+        </w:rPr>
         <w:t>A fictional toy classifier predicts whether a book needs an illustration label.</w:t>
       </w:r>
     </w:p>
@@ -4410,28 +7103,68 @@
       </w:r>
     </w:p>
     <w:p>
-      <w:r>
+      <w:pPr>
+        <w:spacing w:line="336" w:lineRule="auto" w:after="180"/>
+      </w:pPr>
+      <w:r>
+        <w:rPr>
+          <w:b w:val="0"/>
+        </w:rPr>
         <w:t>Which labelled step matches this detail? A new (1,0) row follows diagram=0 and predicts No.</w:t>
       </w:r>
     </w:p>
     <w:p>
-      <w:r>
+      <w:pPr>
+        <w:spacing w:line="336" w:lineRule="auto" w:after="180"/>
+        <w:shd w:fill="F4F9FC"/>
+      </w:pPr>
+      <w:r>
+        <w:rPr>
+          <w:b w:val="0"/>
+        </w:rPr>
         <w:t>1. Select tree</w:t>
       </w:r>
     </w:p>
     <w:p>
-      <w:r>
+      <w:pPr>
+        <w:spacing w:line="336" w:lineRule="auto" w:after="180"/>
+        <w:shd w:fill="F4F9FC"/>
+      </w:pPr>
+      <w:r>
+        <w:rPr>
+          <w:b w:val="0"/>
+        </w:rPr>
         <w:t>2. Diagram candidate</w:t>
       </w:r>
     </w:p>
     <w:p>
-      <w:r>
+      <w:pPr>
+        <w:spacing w:line="336" w:lineRule="auto" w:after="180"/>
+        <w:shd w:fill="F4F9FC"/>
+      </w:pPr>
+      <w:r>
+        <w:rPr>
+          <w:b w:val="0"/>
+        </w:rPr>
         <w:t>3. Colour candidate</w:t>
       </w:r>
     </w:p>
     <w:p>
-      <w:r>
-        <w:t>4. Apply new input</w:t>
+      <w:pPr>
+        <w:spacing w:line="336" w:lineRule="auto" w:after="180"/>
+        <w:shd w:fill="F4F9FC"/>
+      </w:pPr>
+      <w:r>
+        <w:rPr>
+          <w:b w:val="0"/>
+        </w:rPr>
+        <w:t xml:space="preserve">4. Apply new </w:t>
+      </w:r>
+      <w:r>
+        <w:rPr>
+          <w:b/>
+        </w:rPr>
+        <w:t>input</w:t>
       </w:r>
     </w:p>
     <w:p>
@@ -4468,41 +7201,203 @@
       </w:r>
     </w:p>
     <w:p>
-      <w:r>
+      <w:pPr>
+        <w:pStyle w:val="Heading3"/>
+      </w:pPr>
+      <w:r>
+        <w:t>Hint · try first</w:t>
+      </w:r>
+    </w:p>
+    <w:p>
+      <w:pPr>
+        <w:spacing w:line="336" w:lineRule="auto" w:after="180"/>
+        <w:shd w:fill="F1F6F8"/>
+      </w:pPr>
+      <w:r>
+        <w:rPr>
+          <w:b w:val="0"/>
+        </w:rPr>
         <w:t>Hint if needed: Read the steps in the pictorial case. Match the supplied detail to the stage that performs or records it.</w:t>
       </w:r>
     </w:p>
     <w:p>
-      <w:r>
-        <w:t>After your attempt, compare with the supported explanation: Apply new input A new (1,0) row follows diagram=0 and predicts No. A question becomes a fitted tree only after its leaves and selection procedure are specified. The training comparison prefers the feature that separates these labels. Prediction follows the selected question; it does not reselect the tree using a new case’s answer. Save candidate leaves and errors so the choice can be repeated.</w:t>
-      </w:r>
-    </w:p>
-    <w:p>
       <w:pPr>
         <w:pStyle w:val="Heading3"/>
       </w:pPr>
       <w:r>
+        <w:t>Feedback · compare after trying</w:t>
+      </w:r>
+    </w:p>
+    <w:p>
+      <w:pPr>
+        <w:spacing w:line="336" w:lineRule="auto" w:after="180"/>
+        <w:shd w:fill="F1F6FC"/>
+      </w:pPr>
+      <w:r>
+        <w:rPr>
+          <w:b w:val="0"/>
+        </w:rPr>
+        <w:t xml:space="preserve">After your attempt, compare with the supported explanation: Apply new </w:t>
+      </w:r>
+      <w:r>
+        <w:rPr>
+          <w:b/>
+        </w:rPr>
+        <w:t>input</w:t>
+      </w:r>
+      <w:r>
+        <w:rPr>
+          <w:b w:val="0"/>
+        </w:rPr>
+        <w:t xml:space="preserve"> A new (1,0) row follows diagram=0 and predicts No. A question becomes a fitted tree only after its leaves and selection procedure are specified.</w:t>
+      </w:r>
+    </w:p>
+    <w:p>
+      <w:pPr>
+        <w:spacing w:line="336" w:lineRule="auto" w:after="180"/>
+        <w:shd w:fill="F1F6FC"/>
+      </w:pPr>
+      <w:r>
+        <w:rPr>
+          <w:b w:val="0"/>
+        </w:rPr>
+        <w:t xml:space="preserve">The </w:t>
+      </w:r>
+      <w:r>
+        <w:rPr>
+          <w:b/>
+        </w:rPr>
+        <w:t>training</w:t>
+      </w:r>
+      <w:r>
+        <w:rPr>
+          <w:b w:val="0"/>
+        </w:rPr>
+        <w:t xml:space="preserve"> comparison prefers the feature that separates these labels. </w:t>
+      </w:r>
+      <w:r>
+        <w:rPr>
+          <w:b/>
+        </w:rPr>
+        <w:t>Prediction</w:t>
+      </w:r>
+      <w:r>
+        <w:rPr>
+          <w:b w:val="0"/>
+        </w:rPr>
+        <w:t xml:space="preserve"> follows the selected question; it does not reselect the tree using a new case’s answer.</w:t>
+      </w:r>
+    </w:p>
+    <w:p>
+      <w:pPr>
+        <w:spacing w:line="336" w:lineRule="auto" w:after="180"/>
+        <w:shd w:fill="F1F6FC"/>
+      </w:pPr>
+      <w:r>
+        <w:rPr>
+          <w:b w:val="0"/>
+        </w:rPr>
+        <w:t>Save candidate leaves and errors so the choice can be repeated.</w:t>
+      </w:r>
+    </w:p>
+    <w:p>
+      <w:pPr>
+        <w:pStyle w:val="Heading3"/>
+      </w:pPr>
+      <w:r>
         <w:t>Practice 2: explain the deciding evidence</w:t>
       </w:r>
     </w:p>
     <w:p>
-      <w:r>
-        <w:t>Changed-case practice: New input becomes (0,1). Which conclusion is supported by the supplied facts?</w:t>
-      </w:r>
-    </w:p>
-    <w:p>
-      <w:r>
+      <w:pPr>
+        <w:pStyle w:val="Heading3"/>
+      </w:pPr>
+      <w:r>
+        <w:t>Changed case · predict first</w:t>
+      </w:r>
+    </w:p>
+    <w:p>
+      <w:pPr>
+        <w:spacing w:line="336" w:lineRule="auto" w:after="180"/>
+        <w:shd w:fill="F5F1FB"/>
+      </w:pPr>
+      <w:r>
+        <w:rPr>
+          <w:b w:val="0"/>
+        </w:rPr>
+        <w:t xml:space="preserve">Changed-case practice: New </w:t>
+      </w:r>
+      <w:r>
+        <w:rPr>
+          <w:b/>
+        </w:rPr>
+        <w:t>input</w:t>
+      </w:r>
+      <w:r>
+        <w:rPr>
+          <w:b w:val="0"/>
+        </w:rPr>
+        <w:t xml:space="preserve"> becomes (0,1). Which conclusion is supported by the supplied facts?</w:t>
+      </w:r>
+    </w:p>
+    <w:p>
+      <w:pPr>
+        <w:spacing w:line="336" w:lineRule="auto" w:after="180"/>
+        <w:shd w:fill="F4F9FC"/>
+      </w:pPr>
+      <w:r>
+        <w:rPr>
+          <w:b w:val="0"/>
+        </w:rPr>
         <w:t>1. The fitted tree predicts Yes.</w:t>
       </w:r>
     </w:p>
     <w:p>
-      <w:r>
-        <w:t>2. This one example guarantees correct results for every future input.</w:t>
-      </w:r>
-    </w:p>
-    <w:p>
-      <w:r>
-        <w:t>3. We can decide the result without examining the changed input or the procedure.</w:t>
+      <w:pPr>
+        <w:spacing w:line="336" w:lineRule="auto" w:after="180"/>
+        <w:shd w:fill="F4F9FC"/>
+      </w:pPr>
+      <w:r>
+        <w:rPr>
+          <w:b w:val="0"/>
+        </w:rPr>
+        <w:t xml:space="preserve">2. This one example guarantees correct results for every future </w:t>
+      </w:r>
+      <w:r>
+        <w:rPr>
+          <w:b/>
+        </w:rPr>
+        <w:t>input</w:t>
+      </w:r>
+      <w:r>
+        <w:rPr>
+          <w:b w:val="0"/>
+        </w:rPr>
+        <w:t>.</w:t>
+      </w:r>
+    </w:p>
+    <w:p>
+      <w:pPr>
+        <w:spacing w:line="336" w:lineRule="auto" w:after="180"/>
+        <w:shd w:fill="F4F9FC"/>
+      </w:pPr>
+      <w:r>
+        <w:rPr>
+          <w:b w:val="0"/>
+        </w:rPr>
+        <w:t xml:space="preserve">3. We can decide the result without examining the changed </w:t>
+      </w:r>
+      <w:r>
+        <w:rPr>
+          <w:b/>
+        </w:rPr>
+        <w:t>input</w:t>
+      </w:r>
+      <w:r>
+        <w:rPr>
+          <w:b w:val="0"/>
+        </w:rPr>
+        <w:t xml:space="preserve"> or the procedure.</w:t>
       </w:r>
     </w:p>
     <w:p>
@@ -4539,12 +7434,42 @@
       </w:r>
     </w:p>
     <w:p>
-      <w:r>
+      <w:pPr>
+        <w:pStyle w:val="Heading3"/>
+      </w:pPr>
+      <w:r>
+        <w:t>Hint · try first</w:t>
+      </w:r>
+    </w:p>
+    <w:p>
+      <w:pPr>
+        <w:spacing w:line="336" w:lineRule="auto" w:after="180"/>
+        <w:shd w:fill="F1F6F8"/>
+      </w:pPr>
+      <w:r>
+        <w:rPr>
+          <w:b w:val="0"/>
+        </w:rPr>
         <w:t>Hint if needed: Use the changed condition and the deciding step in the pictorial trace. The answer must say what follows from those facts.</w:t>
       </w:r>
     </w:p>
     <w:p>
-      <w:r>
+      <w:pPr>
+        <w:pStyle w:val="Heading3"/>
+      </w:pPr>
+      <w:r>
+        <w:t>Feedback · compare after trying</w:t>
+      </w:r>
+    </w:p>
+    <w:p>
+      <w:pPr>
+        <w:spacing w:line="336" w:lineRule="auto" w:after="180"/>
+        <w:shd w:fill="F1F6FC"/>
+      </w:pPr>
+      <w:r>
+        <w:rPr>
+          <w:b w:val="0"/>
+        </w:rPr>
         <w:t>After your attempt, compare with the supported explanation: The fitted tree predicts Yes. It follows diagram=1; cover colour is not the selected question.</w:t>
       </w:r>
     </w:p>
@@ -4557,18 +7482,117 @@
       </w:r>
     </w:p>
     <w:p>
-      <w:r>
-        <w:t>Review Types of Classification Error (ai-2/13). Goal: Build a labelled confusion matrix from matched reference and prediction pairs. Short practice: Which error causes a sound book to be sent for unnecessary repair review?. Return to this week and explain what you changed.</w:t>
-      </w:r>
-    </w:p>
-    <w:p>
-      <w:r>
-        <w:t>Review Training and Testing (ai-2/11). Goal: Choose a split unit that matches the intended prediction claim. Short practice: How many distinct books are in each repaired role, and why report that as well as scan counts?. Return to this week and explain what you changed.</w:t>
-      </w:r>
-    </w:p>
-    <w:p>
-      <w:r>
-        <w:t>Review Operational Labels (ai-2/8). Goal: Apply a category definition using explicit evidence and boundary rules. Short practice: Why can we not resolve the disagreement merely by taking a majority of reviewers?. Return to this week and explain what you changed.</w:t>
+      <w:pPr>
+        <w:spacing w:line="336" w:lineRule="auto" w:after="180"/>
+      </w:pPr>
+      <w:r>
+        <w:rPr>
+          <w:b w:val="0"/>
+        </w:rPr>
+        <w:t xml:space="preserve">Review Types of Classification Error (ai-2/13). Goal: Build a labelled confusion matrix from matched reference and </w:t>
+      </w:r>
+      <w:r>
+        <w:rPr>
+          <w:b/>
+        </w:rPr>
+        <w:t>prediction</w:t>
+      </w:r>
+      <w:r>
+        <w:rPr>
+          <w:b w:val="0"/>
+        </w:rPr>
+        <w:t xml:space="preserve"> pairs. Short practice: Which error causes a sound book to be sent for unnecessary repair review?.</w:t>
+      </w:r>
+    </w:p>
+    <w:p>
+      <w:pPr>
+        <w:spacing w:line="336" w:lineRule="auto" w:after="180"/>
+      </w:pPr>
+      <w:r>
+        <w:rPr>
+          <w:b w:val="0"/>
+        </w:rPr>
+        <w:t>Return to this week and explain what you changed.</w:t>
+      </w:r>
+    </w:p>
+    <w:p>
+      <w:pPr>
+        <w:spacing w:line="336" w:lineRule="auto" w:after="180"/>
+      </w:pPr>
+      <w:r>
+        <w:rPr>
+          <w:b w:val="0"/>
+        </w:rPr>
+        <w:t xml:space="preserve">Review </w:t>
+      </w:r>
+      <w:r>
+        <w:rPr>
+          <w:b/>
+        </w:rPr>
+        <w:t>Training</w:t>
+      </w:r>
+      <w:r>
+        <w:rPr>
+          <w:b w:val="0"/>
+        </w:rPr>
+        <w:t xml:space="preserve"> and Testing (ai-2/11). Goal: Choose a split unit that matches the intended </w:t>
+      </w:r>
+      <w:r>
+        <w:rPr>
+          <w:b/>
+        </w:rPr>
+        <w:t>prediction</w:t>
+      </w:r>
+      <w:r>
+        <w:rPr>
+          <w:b w:val="0"/>
+        </w:rPr>
+        <w:t xml:space="preserve"> claim. Short practice: How many distinct books are in each repaired role, and why report that as well as scan counts?.</w:t>
+      </w:r>
+    </w:p>
+    <w:p>
+      <w:pPr>
+        <w:spacing w:line="336" w:lineRule="auto" w:after="180"/>
+      </w:pPr>
+      <w:r>
+        <w:rPr>
+          <w:b w:val="0"/>
+        </w:rPr>
+        <w:t>Return to this week and explain what you changed.</w:t>
+      </w:r>
+    </w:p>
+    <w:p>
+      <w:pPr>
+        <w:spacing w:line="336" w:lineRule="auto" w:after="180"/>
+      </w:pPr>
+      <w:r>
+        <w:rPr>
+          <w:b w:val="0"/>
+        </w:rPr>
+        <w:t xml:space="preserve">Review Operational Labels (ai-2/8). Goal: Apply a category definition using explicit </w:t>
+      </w:r>
+      <w:r>
+        <w:rPr>
+          <w:b/>
+        </w:rPr>
+        <w:t>evidence</w:t>
+      </w:r>
+      <w:r>
+        <w:rPr>
+          <w:b w:val="0"/>
+        </w:rPr>
+        <w:t xml:space="preserve"> and boundary rules. Short practice: Why can we not resolve the disagreement merely by taking a majority of reviewers?.</w:t>
+      </w:r>
+    </w:p>
+    <w:p>
+      <w:pPr>
+        <w:spacing w:line="336" w:lineRule="auto" w:after="180"/>
+      </w:pPr>
+      <w:r>
+        <w:rPr>
+          <w:b w:val="0"/>
+        </w:rPr>
+        <w:t>Return to this week and explain what you changed.</w:t>
       </w:r>
     </w:p>
     <w:p>
@@ -4580,8 +7604,61 @@
       </w:r>
     </w:p>
     <w:p>
-      <w:r>
-        <w:t>The browser lab lets you edit the supported Python examples already included in this lesson. Predict first, run, inspect the actual output or error, change one input, then run again. Keep code, predictions, actual results and a reasoned revision together. On paper, label your result as a trace rather than an execution.</w:t>
+      <w:pPr>
+        <w:spacing w:line="336" w:lineRule="auto" w:after="180"/>
+      </w:pPr>
+      <w:r>
+        <w:rPr>
+          <w:b w:val="0"/>
+        </w:rPr>
+        <w:t xml:space="preserve">The browser lab lets you edit the supported Python examples already included in this lesson. Predict first, run, inspect the actual </w:t>
+      </w:r>
+      <w:r>
+        <w:rPr>
+          <w:b/>
+        </w:rPr>
+        <w:t>output</w:t>
+      </w:r>
+      <w:r>
+        <w:rPr>
+          <w:b w:val="0"/>
+        </w:rPr>
+        <w:t xml:space="preserve"> or error, change one </w:t>
+      </w:r>
+      <w:r>
+        <w:rPr>
+          <w:b/>
+        </w:rPr>
+        <w:t>input</w:t>
+      </w:r>
+      <w:r>
+        <w:rPr>
+          <w:b w:val="0"/>
+        </w:rPr>
+        <w:t>, then run again.</w:t>
+      </w:r>
+    </w:p>
+    <w:p>
+      <w:pPr>
+        <w:spacing w:line="336" w:lineRule="auto" w:after="180"/>
+      </w:pPr>
+      <w:r>
+        <w:rPr>
+          <w:b w:val="0"/>
+        </w:rPr>
+        <w:t xml:space="preserve">Keep code, </w:t>
+      </w:r>
+      <w:r>
+        <w:rPr>
+          <w:b/>
+        </w:rPr>
+        <w:t>prediction</w:t>
+      </w:r>
+      <w:r>
+        <w:rPr>
+          <w:b w:val="0"/>
+        </w:rPr>
+        <w:t>s, actual results and a reasoned revision together. On paper, label your result as a trace rather than an execution.</w:t>
       </w:r>
     </w:p>
     <w:p>
@@ -4593,8 +7670,729 @@
       </w:r>
     </w:p>
     <w:p>
-      <w:r>
-        <w:t>Use Download completed work in the hosted lesson to export your answers, reflections, practice feedback and code-run evidence. Open the HTML copy to read or print it. Drafts stay in this browser when storage is available; clear drafts on a shared device.</w:t>
+      <w:pPr>
+        <w:spacing w:line="336" w:lineRule="auto" w:after="180"/>
+      </w:pPr>
+      <w:r>
+        <w:rPr>
+          <w:b w:val="0"/>
+        </w:rPr>
+        <w:t xml:space="preserve">Use Download completed work in the hosted lesson to export your answers, reflections, practice feedback and code-run </w:t>
+      </w:r>
+      <w:r>
+        <w:rPr>
+          <w:b/>
+        </w:rPr>
+        <w:t>evidence</w:t>
+      </w:r>
+      <w:r>
+        <w:rPr>
+          <w:b w:val="0"/>
+        </w:rPr>
+        <w:t>. Open the HTML copy to read or print it.</w:t>
+      </w:r>
+    </w:p>
+    <w:p>
+      <w:pPr>
+        <w:spacing w:line="336" w:lineRule="auto" w:after="180"/>
+      </w:pPr>
+      <w:r>
+        <w:rPr>
+          <w:b w:val="0"/>
+        </w:rPr>
+        <w:t>Drafts stay in this browser when storage is available; clear drafts on a shared device.</w:t>
+      </w:r>
+    </w:p>
+    <w:p>
+      <w:pPr>
+        <w:pStyle w:val="Heading1"/>
+      </w:pPr>
+      <w:r>
+        <w:t>18. Visual concept journey</w:t>
+      </w:r>
+    </w:p>
+    <w:p>
+      <w:r>
+        <w:t>Explain each Decision Trees graphic using its labels, deciding evidence and relevant limitation.</w:t>
+      </w:r>
+    </w:p>
+    <w:p>
+      <w:pPr>
+        <w:pStyle w:val="Heading3"/>
+      </w:pPr>
+      <w:r>
+        <w:t>01. Decision Trees: the case</w:t>
+      </w:r>
+    </w:p>
+    <w:p>
+      <w:r>
+        <w:drawing>
+          <wp:inline xmlns:a="http://schemas.openxmlformats.org/drawingml/2006/main" xmlns:pic="http://schemas.openxmlformats.org/drawingml/2006/picture">
+            <wp:extent cx="5486400" cy="3142488"/>
+            <wp:docPr id="22" name="Picture 22" descr="A fictional toy classifier predicts whether a book needs an illustration label. Supplied facts: Training rows (colour_cover,diagram_inside,label): (1,1,Yes),(1,0,No),(0,1,Yes),(0,0,No). Candidates ask colour_cover or diagram_inside; each leaf uses its training majority. A leaf tie chooses No. Select fewer training errors."/>
+            <wp:cNvGraphicFramePr>
+              <a:graphicFrameLocks noChangeAspect="1"/>
+            </wp:cNvGraphicFramePr>
+            <a:graphic>
+              <a:graphicData uri="http://schemas.openxmlformats.org/drawingml/2006/picture">
+                <pic:pic>
+                  <pic:nvPicPr>
+                    <pic:cNvPr id="0" name="academy-story-ai-2-14-01.png"/>
+                    <pic:cNvPicPr/>
+                  </pic:nvPicPr>
+                  <pic:blipFill>
+                    <a:blip r:embed="rId29"/>
+                    <a:stretch>
+                      <a:fillRect/>
+                    </a:stretch>
+                  </pic:blipFill>
+                  <pic:spPr>
+                    <a:xfrm>
+                      <a:off x="0" y="0"/>
+                      <a:ext cx="5486400" cy="3142488"/>
+                    </a:xfrm>
+                    <a:prstGeom prst="rect"/>
+                  </pic:spPr>
+                </pic:pic>
+              </a:graphicData>
+            </a:graphic>
+          </wp:inline>
+        </w:drawing>
+      </w:r>
+    </w:p>
+    <w:p>
+      <w:pPr>
+        <w:spacing w:line="336" w:lineRule="auto" w:after="180"/>
+      </w:pPr>
+      <w:r>
+        <w:rPr>
+          <w:b w:val="0"/>
+        </w:rPr>
+        <w:t xml:space="preserve">A fictional toy classifier predicts whether a book needs an illustration label. Supplied facts: </w:t>
+      </w:r>
+      <w:r>
+        <w:rPr>
+          <w:b/>
+        </w:rPr>
+        <w:t>Training</w:t>
+      </w:r>
+      <w:r>
+        <w:rPr>
+          <w:b w:val="0"/>
+        </w:rPr>
+        <w:t xml:space="preserve"> rows (colour_cover,diagram_inside,label): (1,1,Yes),(1,0,No),(0,1,Yes),(0,0,No).</w:t>
+      </w:r>
+    </w:p>
+    <w:p>
+      <w:pPr>
+        <w:spacing w:line="336" w:lineRule="auto" w:after="180"/>
+      </w:pPr>
+      <w:r>
+        <w:rPr>
+          <w:b w:val="0"/>
+        </w:rPr>
+        <w:t xml:space="preserve">Candidates ask colour_cover or diagram_inside; each </w:t>
+      </w:r>
+      <w:r>
+        <w:rPr>
+          <w:b/>
+        </w:rPr>
+        <w:t>leaf</w:t>
+      </w:r>
+      <w:r>
+        <w:rPr>
+          <w:b w:val="0"/>
+        </w:rPr>
+        <w:t xml:space="preserve"> uses its </w:t>
+      </w:r>
+      <w:r>
+        <w:rPr>
+          <w:b/>
+        </w:rPr>
+        <w:t>training</w:t>
+      </w:r>
+      <w:r>
+        <w:rPr>
+          <w:b w:val="0"/>
+        </w:rPr>
+        <w:t xml:space="preserve"> majority. A </w:t>
+      </w:r>
+      <w:r>
+        <w:rPr>
+          <w:b/>
+        </w:rPr>
+        <w:t>leaf</w:t>
+      </w:r>
+      <w:r>
+        <w:rPr>
+          <w:b w:val="0"/>
+        </w:rPr>
+        <w:t xml:space="preserve"> tie chooses No. Select fewer </w:t>
+      </w:r>
+      <w:r>
+        <w:rPr>
+          <w:b/>
+        </w:rPr>
+        <w:t>training</w:t>
+      </w:r>
+      <w:r>
+        <w:rPr>
+          <w:b w:val="0"/>
+        </w:rPr>
+        <w:t xml:space="preserve"> errors.</w:t>
+      </w:r>
+    </w:p>
+    <w:p>
+      <w:pPr>
+        <w:spacing w:line="336" w:lineRule="auto" w:after="180"/>
+        <w:shd w:fill="F5F1FB"/>
+      </w:pPr>
+      <w:r>
+        <w:rPr>
+          <w:b w:val="0"/>
+        </w:rPr>
+        <w:t>Point to the given fact that matters most. Explain why it matters.</w:t>
+      </w:r>
+    </w:p>
+    <w:p>
+      <w:pPr>
+        <w:pStyle w:val="Heading3"/>
+      </w:pPr>
+      <w:r>
+        <w:t>02. Follow the deciding steps</w:t>
+      </w:r>
+    </w:p>
+    <w:p>
+      <w:r>
+        <w:drawing>
+          <wp:inline xmlns:a="http://schemas.openxmlformats.org/drawingml/2006/main" xmlns:pic="http://schemas.openxmlformats.org/drawingml/2006/picture">
+            <wp:extent cx="5486400" cy="4005072"/>
+            <wp:docPr id="23" name="Picture 23" descr="Colour candidate: Both colour leaves tie Yes/No, choose No: two training errors. → Diagram candidate: Diagram 1 leaf predicts Yes; diagram 0 leaf predicts No: zero errors. → Select tree: Choose the diagram question using the training comparison. → Apply new input: A new (1,0) row follows diagram=0 and predicts No."/>
+            <wp:cNvGraphicFramePr>
+              <a:graphicFrameLocks noChangeAspect="1"/>
+            </wp:cNvGraphicFramePr>
+            <a:graphic>
+              <a:graphicData uri="http://schemas.openxmlformats.org/drawingml/2006/picture">
+                <pic:pic>
+                  <pic:nvPicPr>
+                    <pic:cNvPr id="0" name="academy-story-ai-2-14-02.png"/>
+                    <pic:cNvPicPr/>
+                  </pic:nvPicPr>
+                  <pic:blipFill>
+                    <a:blip r:embed="rId30"/>
+                    <a:stretch>
+                      <a:fillRect/>
+                    </a:stretch>
+                  </pic:blipFill>
+                  <pic:spPr>
+                    <a:xfrm>
+                      <a:off x="0" y="0"/>
+                      <a:ext cx="5486400" cy="4005072"/>
+                    </a:xfrm>
+                    <a:prstGeom prst="rect"/>
+                  </pic:spPr>
+                </pic:pic>
+              </a:graphicData>
+            </a:graphic>
+          </wp:inline>
+        </w:drawing>
+      </w:r>
+    </w:p>
+    <w:p>
+      <w:pPr>
+        <w:spacing w:line="336" w:lineRule="auto" w:after="180"/>
+      </w:pPr>
+      <w:r>
+        <w:rPr>
+          <w:b w:val="0"/>
+        </w:rPr>
+        <w:t xml:space="preserve">Colour candidate: Both colour leaves tie Yes/No, choose No: two </w:t>
+      </w:r>
+      <w:r>
+        <w:rPr>
+          <w:b/>
+        </w:rPr>
+        <w:t>training</w:t>
+      </w:r>
+      <w:r>
+        <w:rPr>
+          <w:b w:val="0"/>
+        </w:rPr>
+        <w:t xml:space="preserve"> errors. → Diagram candidate: Diagram 1 </w:t>
+      </w:r>
+      <w:r>
+        <w:rPr>
+          <w:b/>
+        </w:rPr>
+        <w:t>leaf</w:t>
+      </w:r>
+      <w:r>
+        <w:rPr>
+          <w:b w:val="0"/>
+        </w:rPr>
+        <w:t xml:space="preserve"> predicts Yes; diagram 0 </w:t>
+      </w:r>
+      <w:r>
+        <w:rPr>
+          <w:b/>
+        </w:rPr>
+        <w:t>leaf</w:t>
+      </w:r>
+      <w:r>
+        <w:rPr>
+          <w:b w:val="0"/>
+        </w:rPr>
+        <w:t xml:space="preserve"> predicts No: zero errors. → Select tree: Choose the diagram question using the </w:t>
+      </w:r>
+      <w:r>
+        <w:rPr>
+          <w:b/>
+        </w:rPr>
+        <w:t>training</w:t>
+      </w:r>
+      <w:r>
+        <w:rPr>
+          <w:b w:val="0"/>
+        </w:rPr>
+        <w:t xml:space="preserve"> comparison. → Apply new </w:t>
+      </w:r>
+      <w:r>
+        <w:rPr>
+          <w:b/>
+        </w:rPr>
+        <w:t>input</w:t>
+      </w:r>
+      <w:r>
+        <w:rPr>
+          <w:b w:val="0"/>
+        </w:rPr>
+        <w:t>: A new (1,0) row follows diagram=0 and predicts No.</w:t>
+      </w:r>
+    </w:p>
+    <w:p>
+      <w:pPr>
+        <w:spacing w:line="336" w:lineRule="auto" w:after="180"/>
+        <w:shd w:fill="F5F1FB"/>
+      </w:pPr>
+      <w:r>
+        <w:rPr>
+          <w:b w:val="0"/>
+        </w:rPr>
+        <w:t xml:space="preserve">Point to each numbered stage and explain which recorded </w:t>
+      </w:r>
+      <w:r>
+        <w:rPr>
+          <w:b/>
+        </w:rPr>
+        <w:t>input</w:t>
+      </w:r>
+      <w:r>
+        <w:rPr>
+          <w:b w:val="0"/>
+        </w:rPr>
+        <w:t xml:space="preserve"> it uses.</w:t>
+      </w:r>
+    </w:p>
+    <w:p>
+      <w:pPr>
+        <w:pStyle w:val="Heading3"/>
+      </w:pPr>
+      <w:r>
+        <w:t>03. Two paths through the learned tree</w:t>
+      </w:r>
+    </w:p>
+    <w:p>
+      <w:r>
+        <w:drawing>
+          <wp:inline xmlns:a="http://schemas.openxmlformats.org/drawingml/2006/main" xmlns:pic="http://schemas.openxmlformats.org/drawingml/2006/picture">
+            <wp:extent cx="5486400" cy="2834640"/>
+            <wp:docPr id="24" name="Picture 24" descr="Two paths through the learned tree. Is near equal to 1 | No near is 0 | Predict clear. Is near equal to 1 | Yes near is 1 | Predict blocked"/>
+            <wp:cNvGraphicFramePr>
+              <a:graphicFrameLocks noChangeAspect="1"/>
+            </wp:cNvGraphicFramePr>
+            <a:graphic>
+              <a:graphicData uri="http://schemas.openxmlformats.org/drawingml/2006/picture">
+                <pic:pic>
+                  <pic:nvPicPr>
+                    <pic:cNvPr id="0" name="academy-story-ai-2-14-03.png"/>
+                    <pic:cNvPicPr/>
+                  </pic:nvPicPr>
+                  <pic:blipFill>
+                    <a:blip r:embed="rId31"/>
+                    <a:stretch>
+                      <a:fillRect/>
+                    </a:stretch>
+                  </pic:blipFill>
+                  <pic:spPr>
+                    <a:xfrm>
+                      <a:off x="0" y="0"/>
+                      <a:ext cx="5486400" cy="2834640"/>
+                    </a:xfrm>
+                    <a:prstGeom prst="rect"/>
+                  </pic:spPr>
+                </pic:pic>
+              </a:graphicData>
+            </a:graphic>
+          </wp:inline>
+        </w:drawing>
+      </w:r>
+    </w:p>
+    <w:p>
+      <w:pPr>
+        <w:spacing w:line="336" w:lineRule="auto" w:after="180"/>
+      </w:pPr>
+      <w:r>
+        <w:rPr>
+          <w:b w:val="0"/>
+        </w:rPr>
+        <w:t>Two paths through the learned tree. Is near equal to 1 | No near is 0 | Predict clear. Is near equal to 1 | Yes near is 1 | Predict blocked</w:t>
+      </w:r>
+    </w:p>
+    <w:p>
+      <w:pPr>
+        <w:spacing w:line="336" w:lineRule="auto" w:after="180"/>
+        <w:shd w:fill="F5F1FB"/>
+      </w:pPr>
+      <w:r>
+        <w:rPr>
+          <w:b w:val="0"/>
+        </w:rPr>
+        <w:t>Read the labels and values. Explain the relationship the model shows.</w:t>
+      </w:r>
+    </w:p>
+    <w:p>
+      <w:pPr>
+        <w:pStyle w:val="Heading3"/>
+      </w:pPr>
+      <w:r>
+        <w:t>04. Change one thing. Trace what follows.</w:t>
+      </w:r>
+    </w:p>
+    <w:p>
+      <w:r>
+        <w:drawing>
+          <wp:inline xmlns:a="http://schemas.openxmlformats.org/drawingml/2006/main" xmlns:pic="http://schemas.openxmlformats.org/drawingml/2006/picture">
+            <wp:extent cx="5486400" cy="3026664"/>
+            <wp:docPr id="25" name="Picture 25" descr="Original case: A new (1,0) row follows diagram=0 and predicts No. Changed condition: New input becomes (0,1). Expected result: The fitted tree predicts Yes. Reason: It follows diagram=1; cover colour is not the selected question."/>
+            <wp:cNvGraphicFramePr>
+              <a:graphicFrameLocks noChangeAspect="1"/>
+            </wp:cNvGraphicFramePr>
+            <a:graphic>
+              <a:graphicData uri="http://schemas.openxmlformats.org/drawingml/2006/picture">
+                <pic:pic>
+                  <pic:nvPicPr>
+                    <pic:cNvPr id="0" name="academy-story-ai-2-14-04.png"/>
+                    <pic:cNvPicPr/>
+                  </pic:nvPicPr>
+                  <pic:blipFill>
+                    <a:blip r:embed="rId32"/>
+                    <a:stretch>
+                      <a:fillRect/>
+                    </a:stretch>
+                  </pic:blipFill>
+                  <pic:spPr>
+                    <a:xfrm>
+                      <a:off x="0" y="0"/>
+                      <a:ext cx="5486400" cy="3026664"/>
+                    </a:xfrm>
+                    <a:prstGeom prst="rect"/>
+                  </pic:spPr>
+                </pic:pic>
+              </a:graphicData>
+            </a:graphic>
+          </wp:inline>
+        </w:drawing>
+      </w:r>
+    </w:p>
+    <w:p>
+      <w:pPr>
+        <w:spacing w:line="336" w:lineRule="auto" w:after="180"/>
+      </w:pPr>
+      <w:r>
+        <w:rPr>
+          <w:b w:val="0"/>
+        </w:rPr>
+        <w:t xml:space="preserve">Original case: A new (1,0) row follows diagram=0 and predicts No. Changed condition: New </w:t>
+      </w:r>
+      <w:r>
+        <w:rPr>
+          <w:b/>
+        </w:rPr>
+        <w:t>input</w:t>
+      </w:r>
+      <w:r>
+        <w:rPr>
+          <w:b w:val="0"/>
+        </w:rPr>
+        <w:t xml:space="preserve"> becomes (0,1). Expected result: The fitted tree predicts Yes.</w:t>
+      </w:r>
+    </w:p>
+    <w:p>
+      <w:pPr>
+        <w:spacing w:line="336" w:lineRule="auto" w:after="180"/>
+      </w:pPr>
+      <w:r>
+        <w:rPr>
+          <w:b w:val="0"/>
+        </w:rPr>
+        <w:t>Reason: It follows diagram=1; cover colour is not the selected question.</w:t>
+      </w:r>
+    </w:p>
+    <w:p>
+      <w:pPr>
+        <w:spacing w:line="336" w:lineRule="auto" w:after="180"/>
+        <w:shd w:fill="F5F1FB"/>
+      </w:pPr>
+      <w:r>
+        <w:rPr>
+          <w:b w:val="0"/>
+        </w:rPr>
+        <w:t>Predict before checking the worked changed-case result. Name what changed and what the supplied facts allow you to conclude.</w:t>
+      </w:r>
+    </w:p>
+    <w:p>
+      <w:pPr>
+        <w:pStyle w:val="Heading3"/>
+      </w:pPr>
+      <w:r>
+        <w:t>05. Connect the explanation to its limit</w:t>
+      </w:r>
+    </w:p>
+    <w:p>
+      <w:r>
+        <w:drawing>
+          <wp:inline xmlns:a="http://schemas.openxmlformats.org/drawingml/2006/main" xmlns:pic="http://schemas.openxmlformats.org/drawingml/2006/picture">
+            <wp:extent cx="5486400" cy="2834640"/>
+            <wp:docPr id="26" name="Picture 26" descr="A question becomes a fitted tree only after its leaves and selection procedure are specified. The training comparison prefers the feature that separates these labels. Prediction follows the selected question; it does not reselect the tree using a new case’s answer. Save candidate leaves and errors so the choice can be repeated. Limit: Zero errors on four toy examples do not establish that diagrams always determine a real book’s classification."/>
+            <wp:cNvGraphicFramePr>
+              <a:graphicFrameLocks noChangeAspect="1"/>
+            </wp:cNvGraphicFramePr>
+            <a:graphic>
+              <a:graphicData uri="http://schemas.openxmlformats.org/drawingml/2006/picture">
+                <pic:pic>
+                  <pic:nvPicPr>
+                    <pic:cNvPr id="0" name="academy-story-ai-2-14-05.png"/>
+                    <pic:cNvPicPr/>
+                  </pic:nvPicPr>
+                  <pic:blipFill>
+                    <a:blip r:embed="rId33"/>
+                    <a:stretch>
+                      <a:fillRect/>
+                    </a:stretch>
+                  </pic:blipFill>
+                  <pic:spPr>
+                    <a:xfrm>
+                      <a:off x="0" y="0"/>
+                      <a:ext cx="5486400" cy="2834640"/>
+                    </a:xfrm>
+                    <a:prstGeom prst="rect"/>
+                  </pic:spPr>
+                </pic:pic>
+              </a:graphicData>
+            </a:graphic>
+          </wp:inline>
+        </w:drawing>
+      </w:r>
+    </w:p>
+    <w:p>
+      <w:pPr>
+        <w:spacing w:line="336" w:lineRule="auto" w:after="180"/>
+      </w:pPr>
+      <w:r>
+        <w:rPr>
+          <w:b w:val="0"/>
+        </w:rPr>
+        <w:t xml:space="preserve">A question becomes a fitted tree only after its leaves and selection procedure are specified. The </w:t>
+      </w:r>
+      <w:r>
+        <w:rPr>
+          <w:b/>
+        </w:rPr>
+        <w:t>training</w:t>
+      </w:r>
+      <w:r>
+        <w:rPr>
+          <w:b w:val="0"/>
+        </w:rPr>
+        <w:t xml:space="preserve"> comparison prefers the feature that separates these labels.</w:t>
+      </w:r>
+    </w:p>
+    <w:p>
+      <w:pPr>
+        <w:spacing w:line="336" w:lineRule="auto" w:after="180"/>
+      </w:pPr>
+      <w:r>
+        <w:rPr>
+          <w:b/>
+        </w:rPr>
+        <w:t>Prediction</w:t>
+      </w:r>
+      <w:r>
+        <w:rPr>
+          <w:b w:val="0"/>
+        </w:rPr>
+        <w:t xml:space="preserve"> follows the selected question; it does not reselect the tree using a new case’s answer. Save candidate leaves and errors so the choice can be repeated.</w:t>
+      </w:r>
+    </w:p>
+    <w:p>
+      <w:pPr>
+        <w:spacing w:line="336" w:lineRule="auto" w:after="180"/>
+      </w:pPr>
+      <w:r>
+        <w:rPr>
+          <w:b w:val="0"/>
+        </w:rPr>
+        <w:t>Limit: Zero errors on four toy examples do not establish that diagrams always determine a real book’s classification.</w:t>
+      </w:r>
+    </w:p>
+    <w:p>
+      <w:pPr>
+        <w:spacing w:line="336" w:lineRule="auto" w:after="180"/>
+        <w:shd w:fill="F5F1FB"/>
+      </w:pPr>
+      <w:r>
+        <w:rPr>
+          <w:b w:val="0"/>
+        </w:rPr>
+        <w:t>Explain the case, then point to a limit on the claim.</w:t>
+      </w:r>
+    </w:p>
+    <w:p>
+      <w:pPr>
+        <w:pStyle w:val="Heading3"/>
+      </w:pPr>
+      <w:r>
+        <w:t>06. Make the idea visible in your project</w:t>
+      </w:r>
+    </w:p>
+    <w:p>
+      <w:r>
+        <w:drawing>
+          <wp:inline xmlns:a="http://schemas.openxmlformats.org/drawingml/2006/main" xmlns:pic="http://schemas.openxmlformats.org/drawingml/2006/picture">
+            <wp:extent cx="5486400" cy="3380232"/>
+            <wp:docPr id="27" name="Picture 27" descr="Fit or hand-specify recommender classification rules transparently, retaining candidate definitions and training-only selection evidence. Draw your input, deciding step, result and limit. Supported question: Why does changing colour alone not change this tree’s prediction?"/>
+            <wp:cNvGraphicFramePr>
+              <a:graphicFrameLocks noChangeAspect="1"/>
+            </wp:cNvGraphicFramePr>
+            <a:graphic>
+              <a:graphicData uri="http://schemas.openxmlformats.org/drawingml/2006/picture">
+                <pic:pic>
+                  <pic:nvPicPr>
+                    <pic:cNvPr id="0" name="academy-story-ai-2-14-06.png"/>
+                    <pic:cNvPicPr/>
+                  </pic:nvPicPr>
+                  <pic:blipFill>
+                    <a:blip r:embed="rId34"/>
+                    <a:stretch>
+                      <a:fillRect/>
+                    </a:stretch>
+                  </pic:blipFill>
+                  <pic:spPr>
+                    <a:xfrm>
+                      <a:off x="0" y="0"/>
+                      <a:ext cx="5486400" cy="3380232"/>
+                    </a:xfrm>
+                    <a:prstGeom prst="rect"/>
+                  </pic:spPr>
+                </pic:pic>
+              </a:graphicData>
+            </a:graphic>
+          </wp:inline>
+        </w:drawing>
+      </w:r>
+    </w:p>
+    <w:p>
+      <w:pPr>
+        <w:spacing w:line="336" w:lineRule="auto" w:after="180"/>
+      </w:pPr>
+      <w:r>
+        <w:rPr>
+          <w:b w:val="0"/>
+        </w:rPr>
+        <w:t xml:space="preserve">Fit or hand-specify recommender classification rules transparently, retaining candidate definitions and </w:t>
+      </w:r>
+      <w:r>
+        <w:rPr>
+          <w:b/>
+        </w:rPr>
+        <w:t>training</w:t>
+      </w:r>
+      <w:r>
+        <w:rPr>
+          <w:b w:val="0"/>
+        </w:rPr>
+        <w:t xml:space="preserve">-only selection </w:t>
+      </w:r>
+      <w:r>
+        <w:rPr>
+          <w:b/>
+        </w:rPr>
+        <w:t>evidence</w:t>
+      </w:r>
+      <w:r>
+        <w:rPr>
+          <w:b w:val="0"/>
+        </w:rPr>
+        <w:t xml:space="preserve">. Draw your </w:t>
+      </w:r>
+      <w:r>
+        <w:rPr>
+          <w:b/>
+        </w:rPr>
+        <w:t>input</w:t>
+      </w:r>
+      <w:r>
+        <w:rPr>
+          <w:b w:val="0"/>
+        </w:rPr>
+        <w:t>, deciding step, result and limit.</w:t>
+      </w:r>
+    </w:p>
+    <w:p>
+      <w:pPr>
+        <w:spacing w:line="336" w:lineRule="auto" w:after="180"/>
+      </w:pPr>
+      <w:r>
+        <w:rPr>
+          <w:b w:val="0"/>
+        </w:rPr>
+        <w:t xml:space="preserve">Supported question: Why does changing colour alone not change this tree’s </w:t>
+      </w:r>
+      <w:r>
+        <w:rPr>
+          <w:b/>
+        </w:rPr>
+        <w:t>prediction</w:t>
+      </w:r>
+      <w:r>
+        <w:rPr>
+          <w:b w:val="0"/>
+        </w:rPr>
+        <w:t>?</w:t>
+      </w:r>
+    </w:p>
+    <w:p>
+      <w:pPr>
+        <w:spacing w:line="336" w:lineRule="auto" w:after="180"/>
+        <w:shd w:fill="F5F1FB"/>
+      </w:pPr>
+      <w:r>
+        <w:rPr>
+          <w:b w:val="0"/>
+        </w:rPr>
+        <w:t xml:space="preserve">Draw your project trace and justify the deciding step using </w:t>
+      </w:r>
+      <w:r>
+        <w:rPr>
+          <w:b/>
+        </w:rPr>
+        <w:t>evidence</w:t>
+      </w:r>
+      <w:r>
+        <w:rPr>
+          <w:b w:val="0"/>
+        </w:rPr>
+        <w:t>.</w:t>
       </w:r>
     </w:p>
     <w:sectPr>
